--- a/docs/operations.docx
+++ b/docs/operations.docx
@@ -122,7 +122,7 @@
           <w:rFonts w:ascii="Times New Roman" w:hAnsi="Times New Roman" w:eastAsia="Batang"/>
           <w:sz w:val="22"/>
         </w:rPr>
-        <w:t xml:space="preserve"> 1.0 </w:t>
+        <w:t xml:space="preserve"> 1.1 </w:t>
       </w:r>
       <w:r>
         <w:rPr>
@@ -348,6 +348,19 @@
           <w:sz w:val="22"/>
         </w:rPr>
         <w:t>3. Cores</w:t>
+      </w:r>
+    </w:p>
+    <w:p>
+      <w:pPr>
+        <w:pStyle w:val="ListBullet"/>
+        <w:spacing w:line="384" w:lineRule="auto" w:after="120"/>
+      </w:pPr>
+      <w:r>
+        <w:rPr>
+          <w:rFonts w:ascii="Times New Roman" w:hAnsi="Times New Roman" w:eastAsia="Batang"/>
+          <w:sz w:val="22"/>
+        </w:rPr>
+        <w:t>4. Schema validation is a different shape</w:t>
       </w:r>
     </w:p>
     <w:p>
@@ -1434,7 +1447,41 @@
           <w:rFonts w:ascii="Times New Roman" w:hAnsi="Times New Roman" w:eastAsia="Batang"/>
           <w:sz w:val="22"/>
         </w:rPr>
-        <w:t xml:space="preserve"> Chapter V) would also be a candidate for internal parallelism; neither exists yet.</w:t>
+        <w:t xml:space="preserve"> Chapter VI) would also be a candidate for internal parallelism; neither exists yet.</w:t>
+      </w:r>
+    </w:p>
+    <w:p>
+      <w:pPr>
+        <w:pStyle w:val="Heading2"/>
+      </w:pPr>
+      <w:r>
+        <w:rPr>
+          <w:rFonts w:ascii="Times New Roman" w:hAnsi="Times New Roman" w:eastAsia="Batang"/>
+          <w:b/>
+          <w:color w:val="000000"/>
+          <w:sz w:val="24"/>
+        </w:rPr>
+        <w:t>4. Schema validation is a different shape</w:t>
+      </w:r>
+    </w:p>
+    <w:p>
+      <w:pPr>
+        <w:spacing w:line="384" w:lineRule="auto" w:after="120"/>
+        <w:jc w:val="both"/>
+      </w:pPr>
+      <w:r>
+        <w:rPr>
+          <w:rFonts w:ascii="Consolas" w:hAnsi="Consolas" w:eastAsia="Consolas"/>
+          <w:sz w:val="18"/>
+        </w:rPr>
+        <w:t>validate_schema</w:t>
+      </w:r>
+      <w:r>
+        <w:rPr>
+          <w:rFonts w:ascii="Times New Roman" w:hAnsi="Times New Roman" w:eastAsia="Batang"/>
+          <w:sz w:val="22"/>
+        </w:rPr>
+        <w:t xml:space="preserve"> is O(fields), not O(rows): it never touches the data in a batch, only its schema. Cost is negligible relative to any hashing or future transformation kernel, so it is cheap enough to run on every batch as a pre-flight check rather than sampled or skipped for performance reasons.</w:t>
       </w:r>
     </w:p>
     <w:p>
@@ -1729,6 +1776,68 @@
       </w:tr>
     </w:tbl>
     <w:p/>
+    <w:p>
+      <w:pPr>
+        <w:spacing w:line="384" w:lineRule="auto" w:after="120"/>
+        <w:jc w:val="both"/>
+      </w:pPr>
+      <w:r>
+        <w:rPr>
+          <w:rFonts w:ascii="Consolas" w:hAnsi="Consolas" w:eastAsia="Consolas"/>
+          <w:sz w:val="18"/>
+        </w:rPr>
+        <w:t>validate_schema</w:t>
+      </w:r>
+      <w:r>
+        <w:rPr>
+          <w:rFonts w:ascii="Times New Roman" w:hAnsi="Times New Roman" w:eastAsia="Batang"/>
+          <w:sz w:val="22"/>
+        </w:rPr>
+        <w:t xml:space="preserve"> is not in this table: a schema mismatch is a normal </w:t>
+      </w:r>
+      <w:r>
+        <w:rPr>
+          <w:rFonts w:ascii="Consolas" w:hAnsi="Consolas" w:eastAsia="Consolas"/>
+          <w:sz w:val="18"/>
+        </w:rPr>
+        <w:t>SchemaDiff</w:t>
+      </w:r>
+      <w:r>
+        <w:rPr>
+          <w:rFonts w:ascii="Times New Roman" w:hAnsi="Times New Roman" w:eastAsia="Batang"/>
+          <w:sz w:val="22"/>
+        </w:rPr>
+        <w:t xml:space="preserve"> return value, never an exception. If a caller wants a mismatch to fail loudly, that is their own </w:t>
+      </w:r>
+      <w:r>
+        <w:rPr>
+          <w:rFonts w:ascii="Consolas" w:hAnsi="Consolas" w:eastAsia="Consolas"/>
+          <w:sz w:val="18"/>
+        </w:rPr>
+        <w:t>if diff.is_breaking(): raise ...</w:t>
+      </w:r>
+      <w:r>
+        <w:rPr>
+          <w:rFonts w:ascii="Times New Roman" w:hAnsi="Times New Roman" w:eastAsia="Batang"/>
+          <w:sz w:val="22"/>
+        </w:rPr>
+        <w:t xml:space="preserve">, not something witchhat raises for them (see </w:t>
+      </w:r>
+      <w:r>
+        <w:rPr>
+          <w:rFonts w:ascii="Consolas" w:hAnsi="Consolas" w:eastAsia="Consolas"/>
+          <w:sz w:val="18"/>
+        </w:rPr>
+        <w:t>docs/api.md</w:t>
+      </w:r>
+      <w:r>
+        <w:rPr>
+          <w:rFonts w:ascii="Times New Roman" w:hAnsi="Times New Roman" w:eastAsia="Batang"/>
+          <w:sz w:val="22"/>
+        </w:rPr>
+        <w:t xml:space="preserve"> Section V.3 for the pattern).</w:t>
+      </w:r>
+    </w:p>
     <w:p>
       <w:pPr>
         <w:pStyle w:val="Heading2"/>

--- a/docs/operations.docx
+++ b/docs/operations.docx
@@ -122,7 +122,7 @@
           <w:rFonts w:ascii="Times New Roman" w:hAnsi="Times New Roman" w:eastAsia="Batang"/>
           <w:sz w:val="22"/>
         </w:rPr>
-        <w:t xml:space="preserve"> 1.1 </w:t>
+        <w:t xml:space="preserve"> 1.2 </w:t>
       </w:r>
       <w:r>
         <w:rPr>
@@ -308,6 +308,19 @@
           <w:rFonts w:ascii="Times New Roman" w:hAnsi="Times New Roman" w:eastAsia="Batang"/>
           <w:sz w:val="22"/>
         </w:rPr>
+        <w:t>4. What is documented but not verified</w:t>
+      </w:r>
+    </w:p>
+    <w:p>
+      <w:pPr>
+        <w:pStyle w:val="ListBullet"/>
+        <w:spacing w:line="384" w:lineRule="auto" w:after="120"/>
+      </w:pPr>
+      <w:r>
+        <w:rPr>
+          <w:rFonts w:ascii="Times New Roman" w:hAnsi="Times New Roman" w:eastAsia="Batang"/>
+          <w:sz w:val="22"/>
+        </w:rPr>
         <w:t>IV. Sizing</w:t>
       </w:r>
     </w:p>
@@ -373,6 +386,39 @@
           <w:rFonts w:ascii="Times New Roman" w:hAnsi="Times New Roman" w:eastAsia="Batang"/>
           <w:sz w:val="22"/>
         </w:rPr>
+        <w:t>5. JSON normalization and regex cleanup cost more per row than hashing</w:t>
+      </w:r>
+    </w:p>
+    <w:p>
+      <w:pPr>
+        <w:pStyle w:val="ListBullet"/>
+        <w:spacing w:line="384" w:lineRule="auto" w:after="120"/>
+      </w:pPr>
+      <w:r>
+        <w:rPr>
+          <w:rFonts w:ascii="Times New Roman" w:hAnsi="Times New Roman" w:eastAsia="Batang"/>
+          <w:sz w:val="22"/>
+        </w:rPr>
+        <w:t xml:space="preserve">6. Deduplication's extra cost is one </w:t>
+      </w:r>
+      <w:r>
+        <w:rPr>
+          <w:rFonts w:ascii="Consolas" w:hAnsi="Consolas" w:eastAsia="Consolas"/>
+          <w:sz w:val="18"/>
+        </w:rPr>
+        <w:t>HashSet&lt;u64&gt;</w:t>
+      </w:r>
+    </w:p>
+    <w:p>
+      <w:pPr>
+        <w:pStyle w:val="ListBullet"/>
+        <w:spacing w:line="384" w:lineRule="auto" w:after="120"/>
+      </w:pPr>
+      <w:r>
+        <w:rPr>
+          <w:rFonts w:ascii="Times New Roman" w:hAnsi="Times New Roman" w:eastAsia="Batang"/>
+          <w:sz w:val="22"/>
+        </w:rPr>
         <w:t>V. Failure Modes</w:t>
       </w:r>
     </w:p>
@@ -413,6 +459,32 @@
           <w:sz w:val="22"/>
         </w:rPr>
         <w:t>VI. Deferred Until Applicable</w:t>
+      </w:r>
+    </w:p>
+    <w:p>
+      <w:pPr>
+        <w:pStyle w:val="ListBullet"/>
+        <w:spacing w:line="384" w:lineRule="auto" w:after="120"/>
+      </w:pPr>
+      <w:r>
+        <w:rPr>
+          <w:rFonts w:ascii="Times New Roman" w:hAnsi="Times New Roman" w:eastAsia="Batang"/>
+          <w:sz w:val="22"/>
+        </w:rPr>
+        <w:t>1. Deferred because the feature does not exist yet</w:t>
+      </w:r>
+    </w:p>
+    <w:p>
+      <w:pPr>
+        <w:pStyle w:val="ListBullet"/>
+        <w:spacing w:line="384" w:lineRule="auto" w:after="120"/>
+      </w:pPr>
+      <w:r>
+        <w:rPr>
+          <w:rFonts w:ascii="Times New Roman" w:hAnsi="Times New Roman" w:eastAsia="Batang"/>
+          <w:sz w:val="22"/>
+        </w:rPr>
+        <w:t>2. Deferred pending access this environment does not have</w:t>
       </w:r>
     </w:p>
     <w:p>
@@ -1227,7 +1299,7 @@
           <w:rFonts w:ascii="Times New Roman" w:hAnsi="Times New Roman" w:eastAsia="Batang"/>
           <w:sz w:val="22"/>
         </w:rPr>
-        <w:t xml:space="preserve"> (or a cluster library entry naming the package) works like any other PyPI dependency. Not yet done for this project; tracked as an open item.</w:t>
+        <w:t xml:space="preserve"> (or a cluster library entry naming the package) works like any other PyPI dependency. Not yet done: publishing needs a PyPI (or internal index) account and an upload credential this repository's automation does not hold, and pushing a public package version is a one-way action (a bad upload cannot be un-published, only yanked), so it is deliberately left to a human running it deliberately rather than attempted by default. See Chapter VI for what is needed before this can happen.</w:t>
       </w:r>
     </w:p>
     <w:p>
@@ -1269,6 +1341,89 @@
           <w:sz w:val="22"/>
         </w:rPr>
         <w:t xml:space="preserve"> build loads on every CPython from 3.10 onward, which covers every Databricks Runtime in current use as of this document's date. A manylinux 2_28 wheel requires a correspondingly recent glibc on the cluster's base image, which every current DBR image satisfies.</w:t>
+      </w:r>
+    </w:p>
+    <w:p>
+      <w:pPr>
+        <w:pStyle w:val="Heading2"/>
+      </w:pPr>
+      <w:r>
+        <w:rPr>
+          <w:rFonts w:ascii="Times New Roman" w:hAnsi="Times New Roman" w:eastAsia="Batang"/>
+          <w:b/>
+          <w:color w:val="000000"/>
+          <w:sz w:val="24"/>
+        </w:rPr>
+        <w:t>4. What is documented but not verified</w:t>
+      </w:r>
+    </w:p>
+    <w:p>
+      <w:pPr>
+        <w:spacing w:line="384" w:lineRule="auto" w:after="120"/>
+        <w:jc w:val="both"/>
+      </w:pPr>
+      <w:r>
+        <w:rPr>
+          <w:rFonts w:ascii="Times New Roman" w:hAnsi="Times New Roman" w:eastAsia="Batang"/>
+          <w:sz w:val="22"/>
+        </w:rPr>
+        <w:t xml:space="preserve">Section 1's Volume-install command has not been run against a real Databricks workspace: this development environment has no workspace to test against. </w:t>
+      </w:r>
+      <w:r>
+        <w:rPr>
+          <w:rFonts w:ascii="Consolas" w:hAnsi="Consolas" w:eastAsia="Consolas"/>
+          <w:sz w:val="18"/>
+        </w:rPr>
+        <w:t>tools/ smoke.py</w:t>
+      </w:r>
+      <w:r>
+        <w:rPr>
+          <w:rFonts w:ascii="Times New Roman" w:hAnsi="Times New Roman" w:eastAsia="Batang"/>
+          <w:sz w:val="22"/>
+        </w:rPr>
+        <w:t xml:space="preserve"> exercises every function against a real </w:t>
+      </w:r>
+      <w:r>
+        <w:rPr>
+          <w:rFonts w:ascii="Consolas" w:hAnsi="Consolas" w:eastAsia="Consolas"/>
+          <w:sz w:val="18"/>
+        </w:rPr>
+        <w:t>pyarrow</w:t>
+      </w:r>
+      <w:r>
+        <w:rPr>
+          <w:rFonts w:ascii="Times New Roman" w:hAnsi="Times New Roman" w:eastAsia="Batang"/>
+          <w:sz w:val="22"/>
+        </w:rPr>
+        <w:t xml:space="preserve"> install and CI's </w:t>
+      </w:r>
+      <w:r>
+        <w:rPr>
+          <w:rFonts w:ascii="Consolas" w:hAnsi="Consolas" w:eastAsia="Consolas"/>
+          <w:sz w:val="18"/>
+        </w:rPr>
+        <w:t>wheel</w:t>
+      </w:r>
+      <w:r>
+        <w:rPr>
+          <w:rFonts w:ascii="Times New Roman" w:hAnsi="Times New Roman" w:eastAsia="Batang"/>
+          <w:sz w:val="22"/>
+        </w:rPr>
+        <w:t xml:space="preserve"> job proves the wheel itself installs and imports correctly on Linux, but neither confirms the </w:t>
+      </w:r>
+      <w:r>
+        <w:rPr>
+          <w:rFonts w:ascii="Consolas" w:hAnsi="Consolas" w:eastAsia="Consolas"/>
+          <w:sz w:val="18"/>
+        </w:rPr>
+        <w:t>/Volumes/...</w:t>
+      </w:r>
+      <w:r>
+        <w:rPr>
+          <w:rFonts w:ascii="Times New Roman" w:hAnsi="Times New Roman" w:eastAsia="Batang"/>
+          <w:sz w:val="22"/>
+        </w:rPr>
+        <w:t xml:space="preserve"> FUSE path behaves as documented on an actual cluster. Treat Section 1 as the intended procedure, not a confirmed one, until someone with workspace access runs it once and this section is updated to say so.</w:t>
       </w:r>
     </w:p>
     <w:p>
@@ -1447,7 +1602,7 @@
           <w:rFonts w:ascii="Times New Roman" w:hAnsi="Times New Roman" w:eastAsia="Batang"/>
           <w:sz w:val="22"/>
         </w:rPr>
-        <w:t xml:space="preserve"> Chapter VI) would also be a candidate for internal parallelism; neither exists yet.</w:t>
+        <w:t xml:space="preserve"> Chapter X) would also be a candidate for internal parallelism; neither exists yet.</w:t>
       </w:r>
     </w:p>
     <w:p>
@@ -1481,7 +1636,203 @@
           <w:rFonts w:ascii="Times New Roman" w:hAnsi="Times New Roman" w:eastAsia="Batang"/>
           <w:sz w:val="22"/>
         </w:rPr>
-        <w:t xml:space="preserve"> is O(fields), not O(rows): it never touches the data in a batch, only its schema. Cost is negligible relative to any hashing or future transformation kernel, so it is cheap enough to run on every batch as a pre-flight check rather than sampled or skipped for performance reasons.</w:t>
+        <w:t xml:space="preserve"> is O(fields), not O(rows): it never touches the data in a batch, only its schema. Cost is negligible relative to any hashing or transformation kernel, so it is cheap enough to run on every batch as a pre-flight check rather than sampled or skipped for performance reasons.</w:t>
+      </w:r>
+    </w:p>
+    <w:p>
+      <w:pPr>
+        <w:pStyle w:val="Heading2"/>
+      </w:pPr>
+      <w:r>
+        <w:rPr>
+          <w:rFonts w:ascii="Times New Roman" w:hAnsi="Times New Roman" w:eastAsia="Batang"/>
+          <w:b/>
+          <w:color w:val="000000"/>
+          <w:sz w:val="24"/>
+        </w:rPr>
+        <w:t>5. JSON normalization and regex cleanup cost more per row than hashing</w:t>
+      </w:r>
+    </w:p>
+    <w:p>
+      <w:pPr>
+        <w:spacing w:line="384" w:lineRule="auto" w:after="120"/>
+        <w:jc w:val="both"/>
+      </w:pPr>
+      <w:r>
+        <w:rPr>
+          <w:rFonts w:ascii="Times New Roman" w:hAnsi="Times New Roman" w:eastAsia="Batang"/>
+          <w:sz w:val="22"/>
+        </w:rPr>
+        <w:t>Both parse or scan every byte of their input (</w:t>
+      </w:r>
+      <w:r>
+        <w:rPr>
+          <w:rFonts w:ascii="Consolas" w:hAnsi="Consolas" w:eastAsia="Consolas"/>
+          <w:sz w:val="18"/>
+        </w:rPr>
+        <w:t>serde_json</w:t>
+      </w:r>
+      <w:r>
+        <w:rPr>
+          <w:rFonts w:ascii="Times New Roman" w:hAnsi="Times New Roman" w:eastAsia="Batang"/>
+          <w:sz w:val="22"/>
+        </w:rPr>
+        <w:t xml:space="preserve"> parsing one JSON object, </w:t>
+      </w:r>
+      <w:r>
+        <w:rPr>
+          <w:rFonts w:ascii="Consolas" w:hAnsi="Consolas" w:eastAsia="Consolas"/>
+          <w:sz w:val="18"/>
+        </w:rPr>
+        <w:t>regex</w:t>
+      </w:r>
+      <w:r>
+        <w:rPr>
+          <w:rFonts w:ascii="Times New Roman" w:hAnsi="Times New Roman" w:eastAsia="Batang"/>
+          <w:sz w:val="22"/>
+        </w:rPr>
+        <w:t xml:space="preserve"> scanning for each rule's pattern) rather than hashing fixed-width or length-prefixed values, so they are the most CPU-intensive kernels so far per input byte. Still a single pass with no hidden buffering; still O(1) additional memory beyond the output batch. If a </w:t>
+      </w:r>
+      <w:r>
+        <w:rPr>
+          <w:rFonts w:ascii="Consolas" w:hAnsi="Consolas" w:eastAsia="Consolas"/>
+          <w:sz w:val="18"/>
+        </w:rPr>
+        <w:t>clean_with_preset</w:t>
+      </w:r>
+      <w:r>
+        <w:rPr>
+          <w:rFonts w:ascii="Times New Roman" w:hAnsi="Times New Roman" w:eastAsia="Batang"/>
+          <w:sz w:val="22"/>
+        </w:rPr>
+        <w:t>/</w:t>
+      </w:r>
+      <w:r>
+        <w:rPr>
+          <w:rFonts w:ascii="Consolas" w:hAnsi="Consolas" w:eastAsia="Consolas"/>
+          <w:sz w:val="18"/>
+        </w:rPr>
+        <w:t>clean_with_rules</w:t>
+      </w:r>
+      <w:r>
+        <w:rPr>
+          <w:rFonts w:ascii="Times New Roman" w:hAnsi="Times New Roman" w:eastAsia="Batang"/>
+          <w:sz w:val="22"/>
+        </w:rPr>
+        <w:t xml:space="preserve"> pipeline applies several rules, each rule is its own full pass over every value (</w:t>
+      </w:r>
+      <w:r>
+        <w:rPr>
+          <w:rFonts w:ascii="Consolas" w:hAnsi="Consolas" w:eastAsia="Consolas"/>
+          <w:sz w:val="18"/>
+        </w:rPr>
+        <w:t>architecture.md</w:t>
+      </w:r>
+      <w:r>
+        <w:rPr>
+          <w:rFonts w:ascii="Times New Roman" w:hAnsi="Times New Roman" w:eastAsia="Batang"/>
+          <w:sz w:val="22"/>
+        </w:rPr>
+        <w:t xml:space="preserve"> Chapter VI, Section 1): fold rules that can be expressed as one pattern into one rule where practical, rather than chaining many small ones, if this becomes a measured bottleneck.</w:t>
+      </w:r>
+    </w:p>
+    <w:p>
+      <w:pPr>
+        <w:pStyle w:val="Heading2"/>
+      </w:pPr>
+      <w:r>
+        <w:rPr>
+          <w:rFonts w:ascii="Times New Roman" w:hAnsi="Times New Roman" w:eastAsia="Batang"/>
+          <w:b/>
+          <w:color w:val="000000"/>
+          <w:sz w:val="24"/>
+        </w:rPr>
+        <w:t xml:space="preserve">6. Deduplication's extra cost is one </w:t>
+      </w:r>
+      <w:r>
+        <w:rPr>
+          <w:rFonts w:ascii="Consolas" w:hAnsi="Consolas" w:eastAsia="Consolas"/>
+          <w:b/>
+          <w:color w:val="000000"/>
+          <w:sz w:val="24"/>
+        </w:rPr>
+        <w:t>HashSet&lt;u64&gt;</w:t>
+      </w:r>
+    </w:p>
+    <w:p>
+      <w:pPr>
+        <w:spacing w:line="384" w:lineRule="auto" w:after="120"/>
+        <w:jc w:val="both"/>
+      </w:pPr>
+      <w:r>
+        <w:rPr>
+          <w:rFonts w:ascii="Consolas" w:hAnsi="Consolas" w:eastAsia="Consolas"/>
+          <w:sz w:val="18"/>
+        </w:rPr>
+        <w:t>drop_duplicates</w:t>
+      </w:r>
+      <w:r>
+        <w:rPr>
+          <w:rFonts w:ascii="Times New Roman" w:hAnsi="Times New Roman" w:eastAsia="Batang"/>
+          <w:sz w:val="22"/>
+        </w:rPr>
+        <w:t xml:space="preserve"> computes the same row hash </w:t>
+      </w:r>
+      <w:r>
+        <w:rPr>
+          <w:rFonts w:ascii="Consolas" w:hAnsi="Consolas" w:eastAsia="Consolas"/>
+          <w:sz w:val="18"/>
+        </w:rPr>
+        <w:t>hash_rows</w:t>
+      </w:r>
+      <w:r>
+        <w:rPr>
+          <w:rFonts w:ascii="Times New Roman" w:hAnsi="Times New Roman" w:eastAsia="Batang"/>
+          <w:sz w:val="22"/>
+        </w:rPr>
+        <w:t xml:space="preserve"> would, plus one </w:t>
+      </w:r>
+      <w:r>
+        <w:rPr>
+          <w:rFonts w:ascii="Consolas" w:hAnsi="Consolas" w:eastAsia="Consolas"/>
+          <w:sz w:val="18"/>
+        </w:rPr>
+        <w:t>HashSet&lt;u64&gt;</w:t>
+      </w:r>
+      <w:r>
+        <w:rPr>
+          <w:rFonts w:ascii="Times New Roman" w:hAnsi="Times New Roman" w:eastAsia="Batang"/>
+          <w:sz w:val="22"/>
+        </w:rPr>
+        <w:t xml:space="preserve"> sized to at most </w:t>
+      </w:r>
+      <w:r>
+        <w:rPr>
+          <w:rFonts w:ascii="Consolas" w:hAnsi="Consolas" w:eastAsia="Consolas"/>
+          <w:sz w:val="18"/>
+        </w:rPr>
+        <w:t>batch.num_rows()</w:t>
+      </w:r>
+      <w:r>
+        <w:rPr>
+          <w:rFonts w:ascii="Times New Roman" w:hAnsi="Times New Roman" w:eastAsia="Batang"/>
+          <w:sz w:val="22"/>
+        </w:rPr>
+        <w:t xml:space="preserve"> entries to track which hashes have already been seen. No second pass over the data beyond the </w:t>
+      </w:r>
+      <w:r>
+        <w:rPr>
+          <w:rFonts w:ascii="Consolas" w:hAnsi="Consolas" w:eastAsia="Consolas"/>
+          <w:sz w:val="18"/>
+        </w:rPr>
+        <w:t>filter_record_batch</w:t>
+      </w:r>
+      <w:r>
+        <w:rPr>
+          <w:rFonts w:ascii="Times New Roman" w:hAnsi="Times New Roman" w:eastAsia="Batang"/>
+          <w:sz w:val="22"/>
+        </w:rPr>
+        <w:t xml:space="preserve"> call that builds the output.</w:t>
       </w:r>
     </w:p>
     <w:p>
@@ -1793,7 +2144,21 @@
           <w:rFonts w:ascii="Times New Roman" w:hAnsi="Times New Roman" w:eastAsia="Batang"/>
           <w:sz w:val="22"/>
         </w:rPr>
-        <w:t xml:space="preserve"> is not in this table: a schema mismatch is a normal </w:t>
+        <w:t xml:space="preserve"> and </w:t>
+      </w:r>
+      <w:r>
+        <w:rPr>
+          <w:rFonts w:ascii="Consolas" w:hAnsi="Consolas" w:eastAsia="Consolas"/>
+          <w:sz w:val="18"/>
+        </w:rPr>
+        <w:t>normalize_json</w:t>
+      </w:r>
+      <w:r>
+        <w:rPr>
+          <w:rFonts w:ascii="Times New Roman" w:hAnsi="Times New Roman" w:eastAsia="Batang"/>
+          <w:sz w:val="22"/>
+        </w:rPr>
+        <w:t xml:space="preserve"> are not in this table: a schema mismatch is a normal </w:t>
       </w:r>
       <w:r>
         <w:rPr>
@@ -1807,7 +2172,21 @@
           <w:rFonts w:ascii="Times New Roman" w:hAnsi="Times New Roman" w:eastAsia="Batang"/>
           <w:sz w:val="22"/>
         </w:rPr>
-        <w:t xml:space="preserve"> return value, never an exception. If a caller wants a mismatch to fail loudly, that is their own </w:t>
+        <w:t xml:space="preserve"> return value and a malformed JSON row is a normal, counted null in </w:t>
+      </w:r>
+      <w:r>
+        <w:rPr>
+          <w:rFonts w:ascii="Consolas" w:hAnsi="Consolas" w:eastAsia="Consolas"/>
+          <w:sz w:val="18"/>
+        </w:rPr>
+        <w:t>NormalizeStats</w:t>
+      </w:r>
+      <w:r>
+        <w:rPr>
+          <w:rFonts w:ascii="Times New Roman" w:hAnsi="Times New Roman" w:eastAsia="Batang"/>
+          <w:sz w:val="22"/>
+        </w:rPr>
+        <w:t xml:space="preserve">, neither an exception. If a caller wants either condition to fail loudly, that is their own </w:t>
       </w:r>
       <w:r>
         <w:rPr>
@@ -1815,6 +2194,20 @@
           <w:sz w:val="18"/>
         </w:rPr>
         <w:t>if diff.is_breaking(): raise ...</w:t>
+      </w:r>
+      <w:r>
+        <w:rPr>
+          <w:rFonts w:ascii="Times New Roman" w:hAnsi="Times New Roman" w:eastAsia="Batang"/>
+          <w:sz w:val="22"/>
+        </w:rPr>
+        <w:t xml:space="preserve"> or </w:t>
+      </w:r>
+      <w:r>
+        <w:rPr>
+          <w:rFonts w:ascii="Consolas" w:hAnsi="Consolas" w:eastAsia="Consolas"/>
+          <w:sz w:val="18"/>
+        </w:rPr>
+        <w:t>if stats.rows_malformed: raise ...</w:t>
       </w:r>
       <w:r>
         <w:rPr>
@@ -1889,7 +2282,34 @@
           <w:rFonts w:ascii="Times New Roman" w:hAnsi="Times New Roman" w:eastAsia="Batang"/>
           <w:sz w:val="22"/>
         </w:rPr>
-        <w:t>The following sections exist in a conventional operations manual and are deliberately absent here, because the feature they would document does not exist yet (</w:t>
+        <w:t>Two kinds of "deferred" live here: features that do not exist yet, and steps that exist and are documented but cannot be completed by this repository's own automation because they need something only a human with the right access can provide.</w:t>
+      </w:r>
+    </w:p>
+    <w:p>
+      <w:pPr>
+        <w:pStyle w:val="Heading2"/>
+      </w:pPr>
+      <w:r>
+        <w:rPr>
+          <w:rFonts w:ascii="Times New Roman" w:hAnsi="Times New Roman" w:eastAsia="Batang"/>
+          <w:b/>
+          <w:color w:val="000000"/>
+          <w:sz w:val="24"/>
+        </w:rPr>
+        <w:t>1. Deferred because the feature does not exist yet</w:t>
+      </w:r>
+    </w:p>
+    <w:p>
+      <w:pPr>
+        <w:spacing w:line="384" w:lineRule="auto" w:after="120"/>
+        <w:jc w:val="both"/>
+      </w:pPr>
+      <w:r>
+        <w:rPr>
+          <w:rFonts w:ascii="Times New Roman" w:hAnsi="Times New Roman" w:eastAsia="Batang"/>
+          <w:sz w:val="22"/>
+        </w:rPr>
+        <w:t>The following sections exist in a conventional operations manual and are deliberately absent here (</w:t>
       </w:r>
       <w:r>
         <w:rPr>
@@ -1903,7 +2323,7 @@
           <w:rFonts w:ascii="Times New Roman" w:hAnsi="Times New Roman" w:eastAsia="Batang"/>
           <w:sz w:val="22"/>
         </w:rPr>
-        <w:t xml:space="preserve"> Chapter XI has the full backlog):</w:t>
+        <w:t xml:space="preserve"> Chapter XVI has the full backlog):</w:t>
       </w:r>
     </w:p>
     <w:p>
@@ -1992,7 +2412,35 @@
           <w:rFonts w:ascii="Times New Roman" w:hAnsi="Times New Roman" w:eastAsia="Batang"/>
           <w:sz w:val="22"/>
         </w:rPr>
-        <w:t>witchhat to enforce one.</w:t>
+        <w:t xml:space="preserve">witchhat to enforce one; </w:t>
+      </w:r>
+      <w:r>
+        <w:rPr>
+          <w:rFonts w:ascii="Consolas" w:hAnsi="Consolas" w:eastAsia="Consolas"/>
+          <w:sz w:val="18"/>
+        </w:rPr>
+        <w:t>validate_schema</w:t>
+      </w:r>
+      <w:r>
+        <w:rPr>
+          <w:rFonts w:ascii="Times New Roman" w:hAnsi="Times New Roman" w:eastAsia="Batang"/>
+          <w:sz w:val="22"/>
+        </w:rPr>
+        <w:t>/</w:t>
+      </w:r>
+      <w:r>
+        <w:rPr>
+          <w:rFonts w:ascii="Consolas" w:hAnsi="Consolas" w:eastAsia="Consolas"/>
+          <w:sz w:val="18"/>
+        </w:rPr>
+        <w:t>check_equivalence</w:t>
+      </w:r>
+      <w:r>
+        <w:rPr>
+          <w:rFonts w:ascii="Times New Roman" w:hAnsi="Times New Roman" w:eastAsia="Batang"/>
+          <w:sz w:val="22"/>
+        </w:rPr>
+        <w:t xml:space="preserve"> are the building blocks a caller's own policy would be built from.</w:t>
       </w:r>
     </w:p>
     <w:p>
@@ -2039,7 +2487,7 @@
           <w:rFonts w:ascii="Times New Roman" w:hAnsi="Times New Roman" w:eastAsia="Batang"/>
           <w:sz w:val="22"/>
         </w:rPr>
-        <w:t xml:space="preserve">Revisit this chapter as each corresponding backlog item in </w:t>
+        <w:t xml:space="preserve">Revisit as each corresponding backlog item in </w:t>
       </w:r>
       <w:r>
         <w:rPr>
@@ -2053,7 +2501,116 @@
           <w:rFonts w:ascii="Times New Roman" w:hAnsi="Times New Roman" w:eastAsia="Batang"/>
           <w:sz w:val="22"/>
         </w:rPr>
-        <w:t xml:space="preserve"> Chapter XI lands, rather than writing these sections speculatively now.</w:t>
+        <w:t xml:space="preserve"> Chapter XVI lands.</w:t>
+      </w:r>
+    </w:p>
+    <w:p>
+      <w:pPr>
+        <w:pStyle w:val="Heading2"/>
+      </w:pPr>
+      <w:r>
+        <w:rPr>
+          <w:rFonts w:ascii="Times New Roman" w:hAnsi="Times New Roman" w:eastAsia="Batang"/>
+          <w:b/>
+          <w:color w:val="000000"/>
+          <w:sz w:val="24"/>
+        </w:rPr>
+        <w:t>2. Deferred pending access this environment does not have</w:t>
+      </w:r>
+    </w:p>
+    <w:p>
+      <w:pPr>
+        <w:pStyle w:val="ListBullet"/>
+        <w:spacing w:line="384" w:lineRule="auto" w:after="120"/>
+      </w:pPr>
+      <w:r>
+        <w:rPr>
+          <w:rFonts w:ascii="Times New Roman" w:hAnsi="Times New Roman" w:eastAsia="Batang"/>
+          <w:b/>
+          <w:sz w:val="22"/>
+        </w:rPr>
+        <w:t>Publishing to a package repository</w:t>
+      </w:r>
+      <w:r>
+        <w:rPr>
+          <w:rFonts w:ascii="Times New Roman" w:hAnsi="Times New Roman" w:eastAsia="Batang"/>
+          <w:sz w:val="22"/>
+        </w:rPr>
+        <w:t xml:space="preserve"> (Chapter III, Section 2). Needs a PyPI (or</w:t>
+      </w:r>
+    </w:p>
+    <w:p>
+      <w:pPr>
+        <w:spacing w:line="384" w:lineRule="auto" w:after="120"/>
+        <w:jc w:val="both"/>
+      </w:pPr>
+      <w:r>
+        <w:rPr>
+          <w:rFonts w:ascii="Times New Roman" w:hAnsi="Times New Roman" w:eastAsia="Batang"/>
+          <w:sz w:val="22"/>
+        </w:rPr>
+        <w:t>internal index) account and an upload token; an automated agent building this project does not hold one and should not be given one implicitly, since a package upload is a one-way, externally-visible action. Before this can happen: decide which index (public PyPI, or an internal one Databricks can already reach), create or provide the account/token, and decide whether publishing happens by hand or is wired into CI (e.g. a tag-triggered release job using PyPI's trusted-publisher OIDC flow, which needs no long-lived token stored in the repository, is the lower-risk option if CI publishing is wanted).</w:t>
+      </w:r>
+    </w:p>
+    <w:p>
+      <w:pPr>
+        <w:pStyle w:val="ListBullet"/>
+        <w:spacing w:line="384" w:lineRule="auto" w:after="120"/>
+      </w:pPr>
+      <w:r>
+        <w:rPr>
+          <w:rFonts w:ascii="Times New Roman" w:hAnsi="Times New Roman" w:eastAsia="Batang"/>
+          <w:b/>
+          <w:sz w:val="22"/>
+        </w:rPr>
+        <w:t>Verifying installation from a Unity Catalog Volume</w:t>
+      </w:r>
+      <w:r>
+        <w:rPr>
+          <w:rFonts w:ascii="Times New Roman" w:hAnsi="Times New Roman" w:eastAsia="Batang"/>
+          <w:sz w:val="22"/>
+        </w:rPr>
+        <w:t xml:space="preserve"> (Chapter III, Section 4).</w:t>
+      </w:r>
+    </w:p>
+    <w:p>
+      <w:pPr>
+        <w:spacing w:line="384" w:lineRule="auto" w:after="120"/>
+        <w:jc w:val="both"/>
+      </w:pPr>
+      <w:r>
+        <w:rPr>
+          <w:rFonts w:ascii="Times New Roman" w:hAnsi="Times New Roman" w:eastAsia="Batang"/>
+          <w:sz w:val="22"/>
+        </w:rPr>
+        <w:t>Needs a reachable Databricks workspace with Volumes enabled; this development environment has none. Before this can happen: run the Section 1 command (or the cluster-library UI flow) against a real workspace once, and update Section 4 to record that it was confirmed, on what DBR version, and by whom.</w:t>
+      </w:r>
+    </w:p>
+    <w:p>
+      <w:pPr>
+        <w:spacing w:line="384" w:lineRule="auto" w:after="120"/>
+        <w:jc w:val="both"/>
+      </w:pPr>
+      <w:r>
+        <w:rPr>
+          <w:rFonts w:ascii="Times New Roman" w:hAnsi="Times New Roman" w:eastAsia="Batang"/>
+          <w:sz w:val="22"/>
+        </w:rPr>
+        <w:t xml:space="preserve">Both are the two open items in </w:t>
+      </w:r>
+      <w:r>
+        <w:rPr>
+          <w:rFonts w:ascii="Consolas" w:hAnsi="Consolas" w:eastAsia="Consolas"/>
+          <w:sz w:val="18"/>
+        </w:rPr>
+        <w:t>README.md</w:t>
+      </w:r>
+      <w:r>
+        <w:rPr>
+          <w:rFonts w:ascii="Times New Roman" w:hAnsi="Times New Roman" w:eastAsia="Batang"/>
+          <w:sz w:val="22"/>
+        </w:rPr>
+        <w:t>'s backlog that are not a matter of writing more code.</w:t>
       </w:r>
     </w:p>
     <w:p>

--- a/docs/operations.docx
+++ b/docs/operations.docx
@@ -122,7 +122,7 @@
           <w:rFonts w:ascii="Times New Roman" w:hAnsi="Times New Roman" w:eastAsia="Batang"/>
           <w:sz w:val="22"/>
         </w:rPr>
-        <w:t xml:space="preserve"> 1.2 </w:t>
+        <w:t xml:space="preserve"> 1.3 </w:t>
       </w:r>
       <w:r>
         <w:rPr>
@@ -407,6 +407,32 @@
           <w:sz w:val="18"/>
         </w:rPr>
         <w:t>HashSet&lt;u64&gt;</w:t>
+      </w:r>
+    </w:p>
+    <w:p>
+      <w:pPr>
+        <w:pStyle w:val="ListBullet"/>
+        <w:spacing w:line="384" w:lineRule="auto" w:after="120"/>
+      </w:pPr>
+      <w:r>
+        <w:rPr>
+          <w:rFonts w:ascii="Times New Roman" w:hAnsi="Times New Roman" w:eastAsia="Batang"/>
+          <w:sz w:val="22"/>
+        </w:rPr>
+        <w:t>7. Join builds one index over the larger of its two inputs</w:t>
+      </w:r>
+    </w:p>
+    <w:p>
+      <w:pPr>
+        <w:pStyle w:val="ListBullet"/>
+        <w:spacing w:line="384" w:lineRule="auto" w:after="120"/>
+      </w:pPr>
+      <w:r>
+        <w:rPr>
+          <w:rFonts w:ascii="Times New Roman" w:hAnsi="Times New Roman" w:eastAsia="Batang"/>
+          <w:sz w:val="22"/>
+        </w:rPr>
+        <w:t>8. Aggregate's extra cost is one row-index vector per group</w:t>
       </w:r>
     </w:p>
     <w:p>
@@ -1602,7 +1628,7 @@
           <w:rFonts w:ascii="Times New Roman" w:hAnsi="Times New Roman" w:eastAsia="Batang"/>
           <w:sz w:val="22"/>
         </w:rPr>
-        <w:t xml:space="preserve"> Chapter X) would also be a candidate for internal parallelism; neither exists yet.</w:t>
+        <w:t xml:space="preserve"> Chapter XII) would also be a candidate for internal parallelism; neither exists yet.</w:t>
       </w:r>
     </w:p>
     <w:p>
@@ -1833,6 +1859,298 @@
           <w:sz w:val="22"/>
         </w:rPr>
         <w:t xml:space="preserve"> call that builds the output.</w:t>
+      </w:r>
+    </w:p>
+    <w:p>
+      <w:pPr>
+        <w:pStyle w:val="Heading2"/>
+      </w:pPr>
+      <w:r>
+        <w:rPr>
+          <w:rFonts w:ascii="Times New Roman" w:hAnsi="Times New Roman" w:eastAsia="Batang"/>
+          <w:b/>
+          <w:color w:val="000000"/>
+          <w:sz w:val="24"/>
+        </w:rPr>
+        <w:t>7. Join builds one index over the larger of its two inputs</w:t>
+      </w:r>
+    </w:p>
+    <w:p>
+      <w:pPr>
+        <w:spacing w:line="384" w:lineRule="auto" w:after="120"/>
+        <w:jc w:val="both"/>
+      </w:pPr>
+      <w:r>
+        <w:rPr>
+          <w:rFonts w:ascii="Consolas" w:hAnsi="Consolas" w:eastAsia="Consolas"/>
+          <w:sz w:val="18"/>
+        </w:rPr>
+        <w:t>join</w:t>
+      </w:r>
+      <w:r>
+        <w:rPr>
+          <w:rFonts w:ascii="Times New Roman" w:hAnsi="Times New Roman" w:eastAsia="Batang"/>
+          <w:sz w:val="22"/>
+        </w:rPr>
+        <w:t xml:space="preserve"> builds one hash index (keyed by </w:t>
+      </w:r>
+      <w:r>
+        <w:rPr>
+          <w:rFonts w:ascii="Consolas" w:hAnsi="Consolas" w:eastAsia="Consolas"/>
+          <w:sz w:val="18"/>
+        </w:rPr>
+        <w:t>arrow_row</w:t>
+      </w:r>
+      <w:r>
+        <w:rPr>
+          <w:rFonts w:ascii="Times New Roman" w:hAnsi="Times New Roman" w:eastAsia="Batang"/>
+          <w:sz w:val="22"/>
+        </w:rPr>
+        <w:t xml:space="preserve">'s byte-comparable row format) over </w:t>
+      </w:r>
+      <w:r>
+        <w:rPr>
+          <w:rFonts w:ascii="Consolas" w:hAnsi="Consolas" w:eastAsia="Consolas"/>
+          <w:sz w:val="18"/>
+        </w:rPr>
+        <w:t>right</w:t>
+      </w:r>
+      <w:r>
+        <w:rPr>
+          <w:rFonts w:ascii="Times New Roman" w:hAnsi="Times New Roman" w:eastAsia="Batang"/>
+          <w:sz w:val="22"/>
+        </w:rPr>
+        <w:t xml:space="preserve">'s key rows, </w:t>
+      </w:r>
+      <w:r>
+        <w:rPr>
+          <w:rFonts w:ascii="Consolas" w:hAnsi="Consolas" w:eastAsia="Consolas"/>
+          <w:sz w:val="18"/>
+        </w:rPr>
+        <w:t>O(right.num_rows())</w:t>
+      </w:r>
+      <w:r>
+        <w:rPr>
+          <w:rFonts w:ascii="Times New Roman" w:hAnsi="Times New Roman" w:eastAsia="Batang"/>
+          <w:sz w:val="22"/>
+        </w:rPr>
+        <w:t xml:space="preserve"> extra memory, then probes it once per </w:t>
+      </w:r>
+      <w:r>
+        <w:rPr>
+          <w:rFonts w:ascii="Consolas" w:hAnsi="Consolas" w:eastAsia="Consolas"/>
+          <w:sz w:val="18"/>
+        </w:rPr>
+        <w:t>left</w:t>
+      </w:r>
+      <w:r>
+        <w:rPr>
+          <w:rFonts w:ascii="Times New Roman" w:hAnsi="Times New Roman" w:eastAsia="Batang"/>
+          <w:sz w:val="22"/>
+        </w:rPr>
+        <w:t xml:space="preserve"> row. Pass the larger side as </w:t>
+      </w:r>
+      <w:r>
+        <w:rPr>
+          <w:rFonts w:ascii="Consolas" w:hAnsi="Consolas" w:eastAsia="Consolas"/>
+          <w:sz w:val="18"/>
+        </w:rPr>
+        <w:t>right</w:t>
+      </w:r>
+      <w:r>
+        <w:rPr>
+          <w:rFonts w:ascii="Times New Roman" w:hAnsi="Times New Roman" w:eastAsia="Batang"/>
+          <w:sz w:val="22"/>
+        </w:rPr>
+        <w:t xml:space="preserve"> if the two are very different sizes; the current implementation does not choose automatically.</w:t>
+      </w:r>
+    </w:p>
+    <w:p>
+      <w:pPr>
+        <w:pStyle w:val="Heading2"/>
+      </w:pPr>
+      <w:r>
+        <w:rPr>
+          <w:rFonts w:ascii="Times New Roman" w:hAnsi="Times New Roman" w:eastAsia="Batang"/>
+          <w:b/>
+          <w:color w:val="000000"/>
+          <w:sz w:val="24"/>
+        </w:rPr>
+        <w:t>8. Aggregate's extra cost is one row-index vector per group</w:t>
+      </w:r>
+    </w:p>
+    <w:p>
+      <w:pPr>
+        <w:spacing w:line="384" w:lineRule="auto" w:after="120"/>
+        <w:jc w:val="both"/>
+      </w:pPr>
+      <w:r>
+        <w:rPr>
+          <w:rFonts w:ascii="Consolas" w:hAnsi="Consolas" w:eastAsia="Consolas"/>
+          <w:sz w:val="18"/>
+        </w:rPr>
+        <w:t>aggregate</w:t>
+      </w:r>
+      <w:r>
+        <w:rPr>
+          <w:rFonts w:ascii="Times New Roman" w:hAnsi="Times New Roman" w:eastAsia="Batang"/>
+          <w:sz w:val="22"/>
+        </w:rPr>
+        <w:t xml:space="preserve"> builds the same </w:t>
+      </w:r>
+      <w:r>
+        <w:rPr>
+          <w:rFonts w:ascii="Consolas" w:hAnsi="Consolas" w:eastAsia="Consolas"/>
+          <w:sz w:val="18"/>
+        </w:rPr>
+        <w:t>arrow_row</w:t>
+      </w:r>
+      <w:r>
+        <w:rPr>
+          <w:rFonts w:ascii="Times New Roman" w:hAnsi="Times New Roman" w:eastAsia="Batang"/>
+          <w:sz w:val="22"/>
+        </w:rPr>
+        <w:t xml:space="preserve"> structures as </w:t>
+      </w:r>
+      <w:r>
+        <w:rPr>
+          <w:rFonts w:ascii="Consolas" w:hAnsi="Consolas" w:eastAsia="Consolas"/>
+          <w:sz w:val="18"/>
+        </w:rPr>
+        <w:t>join</w:t>
+      </w:r>
+      <w:r>
+        <w:rPr>
+          <w:rFonts w:ascii="Times New Roman" w:hAnsi="Times New Roman" w:eastAsia="Batang"/>
+          <w:sz w:val="22"/>
+        </w:rPr>
+        <w:t xml:space="preserve"> for </w:t>
+      </w:r>
+      <w:r>
+        <w:rPr>
+          <w:rFonts w:ascii="Consolas" w:hAnsi="Consolas" w:eastAsia="Consolas"/>
+          <w:sz w:val="18"/>
+        </w:rPr>
+        <w:t>group_by</w:t>
+      </w:r>
+      <w:r>
+        <w:rPr>
+          <w:rFonts w:ascii="Times New Roman" w:hAnsi="Times New Roman" w:eastAsia="Batang"/>
+          <w:sz w:val="22"/>
+        </w:rPr>
+        <w:t xml:space="preserve">, plus one </w:t>
+      </w:r>
+      <w:r>
+        <w:rPr>
+          <w:rFonts w:ascii="Consolas" w:hAnsi="Consolas" w:eastAsia="Consolas"/>
+          <w:sz w:val="18"/>
+        </w:rPr>
+        <w:t>Vec&lt;u32&gt;</w:t>
+      </w:r>
+      <w:r>
+        <w:rPr>
+          <w:rFonts w:ascii="Times New Roman" w:hAnsi="Times New Roman" w:eastAsia="Batang"/>
+          <w:sz w:val="22"/>
+        </w:rPr>
+        <w:t xml:space="preserve"> of row indices per distinct group (</w:t>
+      </w:r>
+      <w:r>
+        <w:rPr>
+          <w:rFonts w:ascii="Consolas" w:hAnsi="Consolas" w:eastAsia="Consolas"/>
+          <w:sz w:val="18"/>
+        </w:rPr>
+        <w:t>O(batch.num_rows())</w:t>
+      </w:r>
+      <w:r>
+        <w:rPr>
+          <w:rFonts w:ascii="Times New Roman" w:hAnsi="Times New Roman" w:eastAsia="Batang"/>
+          <w:sz w:val="22"/>
+        </w:rPr>
+        <w:t xml:space="preserve"> total across all groups) to know which rows belong to which output row. </w:t>
+      </w:r>
+      <w:r>
+        <w:rPr>
+          <w:rFonts w:ascii="Consolas" w:hAnsi="Consolas" w:eastAsia="Consolas"/>
+          <w:sz w:val="18"/>
+        </w:rPr>
+        <w:t>Sum</w:t>
+      </w:r>
+      <w:r>
+        <w:rPr>
+          <w:rFonts w:ascii="Times New Roman" w:hAnsi="Times New Roman" w:eastAsia="Batang"/>
+          <w:sz w:val="22"/>
+        </w:rPr>
+        <w:t>/</w:t>
+      </w:r>
+      <w:r>
+        <w:rPr>
+          <w:rFonts w:ascii="Consolas" w:hAnsi="Consolas" w:eastAsia="Consolas"/>
+          <w:sz w:val="18"/>
+        </w:rPr>
+        <w:t>Mean</w:t>
+      </w:r>
+      <w:r>
+        <w:rPr>
+          <w:rFonts w:ascii="Times New Roman" w:hAnsi="Times New Roman" w:eastAsia="Batang"/>
+          <w:sz w:val="22"/>
+        </w:rPr>
+        <w:t>/</w:t>
+      </w:r>
+      <w:r>
+        <w:rPr>
+          <w:rFonts w:ascii="Consolas" w:hAnsi="Consolas" w:eastAsia="Consolas"/>
+          <w:sz w:val="18"/>
+        </w:rPr>
+        <w:t>Min</w:t>
+      </w:r>
+      <w:r>
+        <w:rPr>
+          <w:rFonts w:ascii="Times New Roman" w:hAnsi="Times New Roman" w:eastAsia="Batang"/>
+          <w:sz w:val="22"/>
+        </w:rPr>
+        <w:t>/</w:t>
+      </w:r>
+      <w:r>
+        <w:rPr>
+          <w:rFonts w:ascii="Consolas" w:hAnsi="Consolas" w:eastAsia="Consolas"/>
+          <w:sz w:val="18"/>
+        </w:rPr>
+        <w:t>Max</w:t>
+      </w:r>
+      <w:r>
+        <w:rPr>
+          <w:rFonts w:ascii="Times New Roman" w:hAnsi="Times New Roman" w:eastAsia="Batang"/>
+          <w:sz w:val="22"/>
+        </w:rPr>
+        <w:t xml:space="preserve"> then each make one additional pass over every group's row indices per aggregation requested, so an </w:t>
+      </w:r>
+      <w:r>
+        <w:rPr>
+          <w:rFonts w:ascii="Consolas" w:hAnsi="Consolas" w:eastAsia="Consolas"/>
+          <w:sz w:val="18"/>
+        </w:rPr>
+        <w:t>aggregate</w:t>
+      </w:r>
+      <w:r>
+        <w:rPr>
+          <w:rFonts w:ascii="Times New Roman" w:hAnsi="Times New Roman" w:eastAsia="Batang"/>
+          <w:sz w:val="22"/>
+        </w:rPr>
+        <w:t xml:space="preserve"> call with many aggregation columns costs proportionally more, not just proportionally to </w:t>
+      </w:r>
+      <w:r>
+        <w:rPr>
+          <w:rFonts w:ascii="Consolas" w:hAnsi="Consolas" w:eastAsia="Consolas"/>
+          <w:sz w:val="18"/>
+        </w:rPr>
+        <w:t>batch.num_rows()</w:t>
+      </w:r>
+      <w:r>
+        <w:rPr>
+          <w:rFonts w:ascii="Times New Roman" w:hAnsi="Times New Roman" w:eastAsia="Batang"/>
+          <w:sz w:val="22"/>
+        </w:rPr>
+        <w:t>.</w:t>
       </w:r>
     </w:p>
     <w:p>
@@ -2323,7 +2641,7 @@
           <w:rFonts w:ascii="Times New Roman" w:hAnsi="Times New Roman" w:eastAsia="Batang"/>
           <w:sz w:val="22"/>
         </w:rPr>
-        <w:t xml:space="preserve"> Chapter XVI has the full backlog):</w:t>
+        <w:t xml:space="preserve"> Chapter XVIII has the full backlog):</w:t>
       </w:r>
     </w:p>
     <w:p>
@@ -2501,7 +2819,7 @@
           <w:rFonts w:ascii="Times New Roman" w:hAnsi="Times New Roman" w:eastAsia="Batang"/>
           <w:sz w:val="22"/>
         </w:rPr>
-        <w:t xml:space="preserve"> Chapter XVI lands.</w:t>
+        <w:t xml:space="preserve"> Chapter XVIII lands.</w:t>
       </w:r>
     </w:p>
     <w:p>

--- a/docs/operations.docx
+++ b/docs/operations.docx
@@ -122,7 +122,7 @@
           <w:rFonts w:ascii="Times New Roman" w:hAnsi="Times New Roman" w:eastAsia="Batang"/>
           <w:sz w:val="22"/>
         </w:rPr>
-        <w:t xml:space="preserve"> 1.3 </w:t>
+        <w:t xml:space="preserve"> 1.4 </w:t>
       </w:r>
       <w:r>
         <w:rPr>
@@ -308,7 +308,7 @@
           <w:rFonts w:ascii="Times New Roman" w:hAnsi="Times New Roman" w:eastAsia="Batang"/>
           <w:sz w:val="22"/>
         </w:rPr>
-        <w:t>4. What is documented but not verified</w:t>
+        <w:t>IV. Sizing</w:t>
       </w:r>
     </w:p>
     <w:p>
@@ -321,7 +321,7 @@
           <w:rFonts w:ascii="Times New Roman" w:hAnsi="Times New Roman" w:eastAsia="Batang"/>
           <w:sz w:val="22"/>
         </w:rPr>
-        <w:t>IV. Sizing</w:t>
+        <w:t>1. What scales and what does not</w:t>
       </w:r>
     </w:p>
     <w:p>
@@ -334,7 +334,7 @@
           <w:rFonts w:ascii="Times New Roman" w:hAnsi="Times New Roman" w:eastAsia="Batang"/>
           <w:sz w:val="22"/>
         </w:rPr>
-        <w:t>1. What scales and what does not</w:t>
+        <w:t>2. Memory</w:t>
       </w:r>
     </w:p>
     <w:p>
@@ -347,7 +347,7 @@
           <w:rFonts w:ascii="Times New Roman" w:hAnsi="Times New Roman" w:eastAsia="Batang"/>
           <w:sz w:val="22"/>
         </w:rPr>
-        <w:t>2. Memory</w:t>
+        <w:t>3. Cores</w:t>
       </w:r>
     </w:p>
     <w:p>
@@ -360,7 +360,7 @@
           <w:rFonts w:ascii="Times New Roman" w:hAnsi="Times New Roman" w:eastAsia="Batang"/>
           <w:sz w:val="22"/>
         </w:rPr>
-        <w:t>3. Cores</w:t>
+        <w:t>4. Schema validation is a different shape</w:t>
       </w:r>
     </w:p>
     <w:p>
@@ -373,7 +373,7 @@
           <w:rFonts w:ascii="Times New Roman" w:hAnsi="Times New Roman" w:eastAsia="Batang"/>
           <w:sz w:val="22"/>
         </w:rPr>
-        <w:t>4. Schema validation is a different shape</w:t>
+        <w:t>5. JSON normalization and regex cleanup cost more per row than hashing</w:t>
       </w:r>
     </w:p>
     <w:p>
@@ -386,7 +386,14 @@
           <w:rFonts w:ascii="Times New Roman" w:hAnsi="Times New Roman" w:eastAsia="Batang"/>
           <w:sz w:val="22"/>
         </w:rPr>
-        <w:t>5. JSON normalization and regex cleanup cost more per row than hashing</w:t>
+        <w:t xml:space="preserve">6. Deduplication's extra cost is one </w:t>
+      </w:r>
+      <w:r>
+        <w:rPr>
+          <w:rFonts w:ascii="Consolas" w:hAnsi="Consolas" w:eastAsia="Consolas"/>
+          <w:sz w:val="18"/>
+        </w:rPr>
+        <w:t>HashSet&lt;u64&gt;</w:t>
       </w:r>
     </w:p>
     <w:p>
@@ -399,14 +406,7 @@
           <w:rFonts w:ascii="Times New Roman" w:hAnsi="Times New Roman" w:eastAsia="Batang"/>
           <w:sz w:val="22"/>
         </w:rPr>
-        <w:t xml:space="preserve">6. Deduplication's extra cost is one </w:t>
-      </w:r>
-      <w:r>
-        <w:rPr>
-          <w:rFonts w:ascii="Consolas" w:hAnsi="Consolas" w:eastAsia="Consolas"/>
-          <w:sz w:val="18"/>
-        </w:rPr>
-        <w:t>HashSet&lt;u64&gt;</w:t>
+        <w:t>7. Join builds one index over the larger of its two inputs</w:t>
       </w:r>
     </w:p>
     <w:p>
@@ -419,7 +419,7 @@
           <w:rFonts w:ascii="Times New Roman" w:hAnsi="Times New Roman" w:eastAsia="Batang"/>
           <w:sz w:val="22"/>
         </w:rPr>
-        <w:t>7. Join builds one index over the larger of its two inputs</w:t>
+        <w:t>8. Aggregate's extra cost is one row-index vector per group</w:t>
       </w:r>
     </w:p>
     <w:p>
@@ -432,7 +432,7 @@
           <w:rFonts w:ascii="Times New Roman" w:hAnsi="Times New Roman" w:eastAsia="Batang"/>
           <w:sz w:val="22"/>
         </w:rPr>
-        <w:t>8. Aggregate's extra cost is one row-index vector per group</w:t>
+        <w:t>V. Failure Modes</w:t>
       </w:r>
     </w:p>
     <w:p>
@@ -445,7 +445,7 @@
           <w:rFonts w:ascii="Times New Roman" w:hAnsi="Times New Roman" w:eastAsia="Batang"/>
           <w:sz w:val="22"/>
         </w:rPr>
-        <w:t>V. Failure Modes</w:t>
+        <w:t>1. Exceptions and what they mean</w:t>
       </w:r>
     </w:p>
     <w:p>
@@ -458,7 +458,7 @@
           <w:rFonts w:ascii="Times New Roman" w:hAnsi="Times New Roman" w:eastAsia="Batang"/>
           <w:sz w:val="22"/>
         </w:rPr>
-        <w:t>1. Exceptions and what they mean</w:t>
+        <w:t>2. What cannot fail</w:t>
       </w:r>
     </w:p>
     <w:p>
@@ -471,7 +471,7 @@
           <w:rFonts w:ascii="Times New Roman" w:hAnsi="Times New Roman" w:eastAsia="Batang"/>
           <w:sz w:val="22"/>
         </w:rPr>
-        <w:t>2. What cannot fail</w:t>
+        <w:t>VI. Deferred Until Applicable</w:t>
       </w:r>
     </w:p>
     <w:p>
@@ -484,7 +484,7 @@
           <w:rFonts w:ascii="Times New Roman" w:hAnsi="Times New Roman" w:eastAsia="Batang"/>
           <w:sz w:val="22"/>
         </w:rPr>
-        <w:t>VI. Deferred Until Applicable</w:t>
+        <w:t>1. Deferred because the feature does not exist yet</w:t>
       </w:r>
     </w:p>
     <w:p>
@@ -497,20 +497,7 @@
           <w:rFonts w:ascii="Times New Roman" w:hAnsi="Times New Roman" w:eastAsia="Batang"/>
           <w:sz w:val="22"/>
         </w:rPr>
-        <w:t>1. Deferred because the feature does not exist yet</w:t>
-      </w:r>
-    </w:p>
-    <w:p>
-      <w:pPr>
-        <w:pStyle w:val="ListBullet"/>
-        <w:spacing w:line="384" w:lineRule="auto" w:after="120"/>
-      </w:pPr>
-      <w:r>
-        <w:rPr>
-          <w:rFonts w:ascii="Times New Roman" w:hAnsi="Times New Roman" w:eastAsia="Batang"/>
-          <w:sz w:val="22"/>
-        </w:rPr>
-        <w:t>2. Deferred pending access this environment does not have</w:t>
+        <w:t>2. Decided out of scope, documented rather than pursued</w:t>
       </w:r>
     </w:p>
     <w:p>
@@ -1196,7 +1183,7 @@
                 <w:rFonts w:ascii="Times New Roman" w:hAnsi="Times New Roman" w:eastAsia="Batang"/>
                 <w:sz w:val="22"/>
               </w:rPr>
-              <w:t>The wheel was built in-house and is not meant to be public</w:t>
+              <w:t>The intended, primary path: install a built wheel from where it was uploaded</w:t>
             </w:r>
           </w:p>
         </w:tc>
@@ -1212,7 +1199,7 @@
                 <w:rFonts w:ascii="Times New Roman" w:hAnsi="Times New Roman" w:eastAsia="Batang"/>
                 <w:sz w:val="22"/>
               </w:rPr>
-              <w:t>A package repository (internal PyPI-compatible index, or public PyPI once published)</w:t>
+              <w:t>A package repository</w:t>
             </w:r>
           </w:p>
         </w:tc>
@@ -1226,7 +1213,7 @@
                 <w:rFonts w:ascii="Times New Roman" w:hAnsi="Times New Roman" w:eastAsia="Batang"/>
                 <w:sz w:val="22"/>
               </w:rPr>
-              <w:t>The wheel should be installable by name, like any other dependency</w:t>
+              <w:t>Not pursued for this project; see Section 2</w:t>
             </w:r>
           </w:p>
         </w:tc>
@@ -1257,7 +1244,7 @@
           <w:rFonts w:ascii="Times New Roman" w:hAnsi="Times New Roman" w:eastAsia="Batang"/>
           <w:sz w:val="22"/>
         </w:rPr>
-        <w:t xml:space="preserve">Upload the built </w:t>
+        <w:t xml:space="preserve">The primary distribution path. Upload the built </w:t>
       </w:r>
       <w:r>
         <w:rPr>
@@ -1289,6 +1276,89 @@
     </w:p>
     <w:p>
       <w:pPr>
+        <w:spacing w:line="384" w:lineRule="auto" w:after="120"/>
+        <w:jc w:val="both"/>
+      </w:pPr>
+      <w:r>
+        <w:rPr>
+          <w:rFonts w:ascii="Times New Roman" w:hAnsi="Times New Roman" w:eastAsia="Batang"/>
+          <w:sz w:val="22"/>
+        </w:rPr>
+        <w:t xml:space="preserve">This is the standard Databricks pattern for installing a wheel from a Volume path, not anything witchhat-specific, and is documented here as the complete, intended procedure. </w:t>
+      </w:r>
+      <w:r>
+        <w:rPr>
+          <w:rFonts w:ascii="Consolas" w:hAnsi="Consolas" w:eastAsia="Consolas"/>
+          <w:sz w:val="18"/>
+        </w:rPr>
+        <w:t>tools/smoke.py</w:t>
+      </w:r>
+      <w:r>
+        <w:rPr>
+          <w:rFonts w:ascii="Times New Roman" w:hAnsi="Times New Roman" w:eastAsia="Batang"/>
+          <w:sz w:val="22"/>
+        </w:rPr>
+        <w:t xml:space="preserve"> and CI's </w:t>
+      </w:r>
+      <w:r>
+        <w:rPr>
+          <w:rFonts w:ascii="Consolas" w:hAnsi="Consolas" w:eastAsia="Consolas"/>
+          <w:sz w:val="18"/>
+        </w:rPr>
+        <w:t>wheel</w:t>
+      </w:r>
+      <w:r>
+        <w:rPr>
+          <w:rFonts w:ascii="Times New Roman" w:hAnsi="Times New Roman" w:eastAsia="Batang"/>
+          <w:sz w:val="22"/>
+        </w:rPr>
+        <w:t xml:space="preserve"> job already confirm the wheel itself is correct (imports cleanly, carries the </w:t>
+      </w:r>
+      <w:r>
+        <w:rPr>
+          <w:rFonts w:ascii="Consolas" w:hAnsi="Consolas" w:eastAsia="Consolas"/>
+          <w:sz w:val="18"/>
+        </w:rPr>
+        <w:t>cp310-abi3</w:t>
+      </w:r>
+      <w:r>
+        <w:rPr>
+          <w:rFonts w:ascii="Times New Roman" w:hAnsi="Times New Roman" w:eastAsia="Batang"/>
+          <w:sz w:val="22"/>
+        </w:rPr>
+        <w:t xml:space="preserve"> tag, every function round-trips against real </w:t>
+      </w:r>
+      <w:r>
+        <w:rPr>
+          <w:rFonts w:ascii="Consolas" w:hAnsi="Consolas" w:eastAsia="Consolas"/>
+          <w:sz w:val="18"/>
+        </w:rPr>
+        <w:t>pyarrow</w:t>
+      </w:r>
+      <w:r>
+        <w:rPr>
+          <w:rFonts w:ascii="Times New Roman" w:hAnsi="Times New Roman" w:eastAsia="Batang"/>
+          <w:sz w:val="22"/>
+        </w:rPr>
+        <w:t xml:space="preserve">); the </w:t>
+      </w:r>
+      <w:r>
+        <w:rPr>
+          <w:rFonts w:ascii="Consolas" w:hAnsi="Consolas" w:eastAsia="Consolas"/>
+          <w:sz w:val="18"/>
+        </w:rPr>
+        <w:t>/Volumes/...</w:t>
+      </w:r>
+      <w:r>
+        <w:rPr>
+          <w:rFonts w:ascii="Times New Roman" w:hAnsi="Times New Roman" w:eastAsia="Batang"/>
+          <w:sz w:val="22"/>
+        </w:rPr>
+        <w:t xml:space="preserve"> filesystem mechanism above it is Databricks' own, well-established behaviour, so this repository does not additionally verify it against a live workspace (decided 2026-09-16, see Chapter VI, Section 2).</w:t>
+      </w:r>
+    </w:p>
+    <w:p>
+      <w:pPr>
         <w:pStyle w:val="Heading2"/>
       </w:pPr>
       <w:r>
@@ -1311,7 +1381,7 @@
           <w:rFonts w:ascii="Times New Roman" w:hAnsi="Times New Roman" w:eastAsia="Batang"/>
           <w:sz w:val="22"/>
         </w:rPr>
-        <w:t xml:space="preserve">Once published to an index Databricks can reach, </w:t>
+        <w:t xml:space="preserve">Deliberately not pursued: </w:t>
       </w:r>
       <w:r>
         <w:rPr>
@@ -1325,7 +1395,7 @@
           <w:rFonts w:ascii="Times New Roman" w:hAnsi="Times New Roman" w:eastAsia="Batang"/>
           <w:sz w:val="22"/>
         </w:rPr>
-        <w:t xml:space="preserve"> (or a cluster library entry naming the package) works like any other PyPI dependency. Not yet done: publishing needs a PyPI (or internal index) account and an upload credential this repository's automation does not hold, and pushing a public package version is a one-way action (a bad upload cannot be un-published, only yanked), so it is deliberately left to a human running it deliberately rather than attempted by default. See Chapter VI for what is needed before this can happen.</w:t>
+        <w:t xml:space="preserve"> by name would need publishing to an index Databricks can reach (public PyPI, or an internal one), which needs an account and upload credential this repository's automation does not hold, and is a one-way action (a bad upload cannot be un-published, only yanked). The project stays wheel-only, distributed via Section 1 instead. See Chapter VI, Section 2 for the decision.</w:t>
       </w:r>
     </w:p>
     <w:p>
@@ -1367,89 +1437,6 @@
           <w:sz w:val="22"/>
         </w:rPr>
         <w:t xml:space="preserve"> build loads on every CPython from 3.10 onward, which covers every Databricks Runtime in current use as of this document's date. A manylinux 2_28 wheel requires a correspondingly recent glibc on the cluster's base image, which every current DBR image satisfies.</w:t>
-      </w:r>
-    </w:p>
-    <w:p>
-      <w:pPr>
-        <w:pStyle w:val="Heading2"/>
-      </w:pPr>
-      <w:r>
-        <w:rPr>
-          <w:rFonts w:ascii="Times New Roman" w:hAnsi="Times New Roman" w:eastAsia="Batang"/>
-          <w:b/>
-          <w:color w:val="000000"/>
-          <w:sz w:val="24"/>
-        </w:rPr>
-        <w:t>4. What is documented but not verified</w:t>
-      </w:r>
-    </w:p>
-    <w:p>
-      <w:pPr>
-        <w:spacing w:line="384" w:lineRule="auto" w:after="120"/>
-        <w:jc w:val="both"/>
-      </w:pPr>
-      <w:r>
-        <w:rPr>
-          <w:rFonts w:ascii="Times New Roman" w:hAnsi="Times New Roman" w:eastAsia="Batang"/>
-          <w:sz w:val="22"/>
-        </w:rPr>
-        <w:t xml:space="preserve">Section 1's Volume-install command has not been run against a real Databricks workspace: this development environment has no workspace to test against. </w:t>
-      </w:r>
-      <w:r>
-        <w:rPr>
-          <w:rFonts w:ascii="Consolas" w:hAnsi="Consolas" w:eastAsia="Consolas"/>
-          <w:sz w:val="18"/>
-        </w:rPr>
-        <w:t>tools/ smoke.py</w:t>
-      </w:r>
-      <w:r>
-        <w:rPr>
-          <w:rFonts w:ascii="Times New Roman" w:hAnsi="Times New Roman" w:eastAsia="Batang"/>
-          <w:sz w:val="22"/>
-        </w:rPr>
-        <w:t xml:space="preserve"> exercises every function against a real </w:t>
-      </w:r>
-      <w:r>
-        <w:rPr>
-          <w:rFonts w:ascii="Consolas" w:hAnsi="Consolas" w:eastAsia="Consolas"/>
-          <w:sz w:val="18"/>
-        </w:rPr>
-        <w:t>pyarrow</w:t>
-      </w:r>
-      <w:r>
-        <w:rPr>
-          <w:rFonts w:ascii="Times New Roman" w:hAnsi="Times New Roman" w:eastAsia="Batang"/>
-          <w:sz w:val="22"/>
-        </w:rPr>
-        <w:t xml:space="preserve"> install and CI's </w:t>
-      </w:r>
-      <w:r>
-        <w:rPr>
-          <w:rFonts w:ascii="Consolas" w:hAnsi="Consolas" w:eastAsia="Consolas"/>
-          <w:sz w:val="18"/>
-        </w:rPr>
-        <w:t>wheel</w:t>
-      </w:r>
-      <w:r>
-        <w:rPr>
-          <w:rFonts w:ascii="Times New Roman" w:hAnsi="Times New Roman" w:eastAsia="Batang"/>
-          <w:sz w:val="22"/>
-        </w:rPr>
-        <w:t xml:space="preserve"> job proves the wheel itself installs and imports correctly on Linux, but neither confirms the </w:t>
-      </w:r>
-      <w:r>
-        <w:rPr>
-          <w:rFonts w:ascii="Consolas" w:hAnsi="Consolas" w:eastAsia="Consolas"/>
-          <w:sz w:val="18"/>
-        </w:rPr>
-        <w:t>/Volumes/...</w:t>
-      </w:r>
-      <w:r>
-        <w:rPr>
-          <w:rFonts w:ascii="Times New Roman" w:hAnsi="Times New Roman" w:eastAsia="Batang"/>
-          <w:sz w:val="22"/>
-        </w:rPr>
-        <w:t xml:space="preserve"> FUSE path behaves as documented on an actual cluster. Treat Section 1 as the intended procedure, not a confirmed one, until someone with workspace access runs it once and this section is updated to say so.</w:t>
       </w:r>
     </w:p>
     <w:p>
@@ -2600,7 +2587,7 @@
           <w:rFonts w:ascii="Times New Roman" w:hAnsi="Times New Roman" w:eastAsia="Batang"/>
           <w:sz w:val="22"/>
         </w:rPr>
-        <w:t>Two kinds of "deferred" live here: features that do not exist yet, and steps that exist and are documented but cannot be completed by this repository's own automation because they need something only a human with the right access can provide.</w:t>
+        <w:t>Two kinds of "deferred" live here: features that do not exist yet, and steps that were raised, then deliberately decided against pursuing further, in favour of documenting the intended approach instead.</w:t>
       </w:r>
     </w:p>
     <w:p>
@@ -2833,7 +2820,20 @@
           <w:color w:val="000000"/>
           <w:sz w:val="24"/>
         </w:rPr>
-        <w:t>2. Deferred pending access this environment does not have</w:t>
+        <w:t>2. Decided out of scope, documented rather than pursued</w:t>
+      </w:r>
+    </w:p>
+    <w:p>
+      <w:pPr>
+        <w:spacing w:line="384" w:lineRule="auto" w:after="120"/>
+        <w:jc w:val="both"/>
+      </w:pPr>
+      <w:r>
+        <w:rPr>
+          <w:rFonts w:ascii="Times New Roman" w:hAnsi="Times New Roman" w:eastAsia="Batang"/>
+          <w:sz w:val="22"/>
+        </w:rPr>
+        <w:t>Two more items that a conventional operations manual would chase down were raised and then explicitly descoped by the user (2026-09-16), rather than left as open work:</w:t>
       </w:r>
     </w:p>
     <w:p>
@@ -2854,7 +2854,7 @@
           <w:rFonts w:ascii="Times New Roman" w:hAnsi="Times New Roman" w:eastAsia="Batang"/>
           <w:sz w:val="22"/>
         </w:rPr>
-        <w:t xml:space="preserve"> (Chapter III, Section 2). Needs a PyPI (or</w:t>
+        <w:t xml:space="preserve"> (Chapter III, Section 2). Not pursued: the</w:t>
       </w:r>
     </w:p>
     <w:p>
@@ -2867,7 +2867,35 @@
           <w:rFonts w:ascii="Times New Roman" w:hAnsi="Times New Roman" w:eastAsia="Batang"/>
           <w:sz w:val="22"/>
         </w:rPr>
-        <w:t>internal index) account and an upload token; an automated agent building this project does not hold one and should not be given one implicitly, since a package upload is a one-way, externally-visible action. Before this can happen: decide which index (public PyPI, or an internal one Databricks can already reach), create or provide the account/token, and decide whether publishing happens by hand or is wired into CI (e.g. a tag-triggered release job using PyPI's trusted-publisher OIDC flow, which needs no long-lived token stored in the repository, is the lower-risk option if CI publishing is wanted).</w:t>
+        <w:t xml:space="preserve">project is wheel-only, installed from a built artifact (a Unity Catalog Volume, or by handing the </w:t>
+      </w:r>
+      <w:r>
+        <w:rPr>
+          <w:rFonts w:ascii="Consolas" w:hAnsi="Consolas" w:eastAsia="Consolas"/>
+          <w:sz w:val="18"/>
+        </w:rPr>
+        <w:t>.whl</w:t>
+      </w:r>
+      <w:r>
+        <w:rPr>
+          <w:rFonts w:ascii="Times New Roman" w:hAnsi="Times New Roman" w:eastAsia="Batang"/>
+          <w:sz w:val="22"/>
+        </w:rPr>
+        <w:t xml:space="preserve"> to whoever needs it) rather than </w:t>
+      </w:r>
+      <w:r>
+        <w:rPr>
+          <w:rFonts w:ascii="Consolas" w:hAnsi="Consolas" w:eastAsia="Consolas"/>
+          <w:sz w:val="18"/>
+        </w:rPr>
+        <w:t>pip install witchhat</w:t>
+      </w:r>
+      <w:r>
+        <w:rPr>
+          <w:rFonts w:ascii="Times New Roman" w:hAnsi="Times New Roman" w:eastAsia="Batang"/>
+          <w:sz w:val="22"/>
+        </w:rPr>
+        <w:t xml:space="preserve"> by name. Section 2 above still describes what publishing would look like if that changes later, but nothing here is waiting on it.</w:t>
       </w:r>
     </w:p>
     <w:p>
@@ -2881,14 +2909,7 @@
           <w:b/>
           <w:sz w:val="22"/>
         </w:rPr>
-        <w:t>Verifying installation from a Unity Catalog Volume</w:t>
-      </w:r>
-      <w:r>
-        <w:rPr>
-          <w:rFonts w:ascii="Times New Roman" w:hAnsi="Times New Roman" w:eastAsia="Batang"/>
-          <w:sz w:val="22"/>
-        </w:rPr>
-        <w:t xml:space="preserve"> (Chapter III, Section 4).</w:t>
+        <w:t>Verifying Unity Catalog Volume installation against a live workspace</w:t>
       </w:r>
     </w:p>
     <w:p>
@@ -2901,7 +2922,92 @@
           <w:rFonts w:ascii="Times New Roman" w:hAnsi="Times New Roman" w:eastAsia="Batang"/>
           <w:sz w:val="22"/>
         </w:rPr>
-        <w:t>Needs a reachable Databricks workspace with Volumes enabled; this development environment has none. Before this can happen: run the Section 1 command (or the cluster-library UI flow) against a real workspace once, and update Section 4 to record that it was confirmed, on what DBR version, and by whom.</w:t>
+        <w:t>(Chapter III, Section 1). Not pursued as a live check: Section 1's procedure is the documented, standard Databricks pattern for installing a wheel from a Volume path (</w:t>
+      </w:r>
+      <w:r>
+        <w:rPr>
+          <w:rFonts w:ascii="Consolas" w:hAnsi="Consolas" w:eastAsia="Consolas"/>
+          <w:sz w:val="18"/>
+        </w:rPr>
+        <w:t>%pip install /Volumes/...</w:t>
+      </w:r>
+      <w:r>
+        <w:rPr>
+          <w:rFonts w:ascii="Times New Roman" w:hAnsi="Times New Roman" w:eastAsia="Batang"/>
+          <w:sz w:val="22"/>
+        </w:rPr>
+        <w:t xml:space="preserve"> or the cluster-library UI), and that documentation is considered sufficient on its own rather than something this repository needs to prove against a real cluster. </w:t>
+      </w:r>
+      <w:r>
+        <w:rPr>
+          <w:rFonts w:ascii="Consolas" w:hAnsi="Consolas" w:eastAsia="Consolas"/>
+          <w:sz w:val="18"/>
+        </w:rPr>
+        <w:t>tools/smoke.py</w:t>
+      </w:r>
+      <w:r>
+        <w:rPr>
+          <w:rFonts w:ascii="Times New Roman" w:hAnsi="Times New Roman" w:eastAsia="Batang"/>
+          <w:sz w:val="22"/>
+        </w:rPr>
+        <w:t xml:space="preserve"> and CI's </w:t>
+      </w:r>
+      <w:r>
+        <w:rPr>
+          <w:rFonts w:ascii="Consolas" w:hAnsi="Consolas" w:eastAsia="Consolas"/>
+          <w:sz w:val="18"/>
+        </w:rPr>
+        <w:t>wheel</w:t>
+      </w:r>
+      <w:r>
+        <w:rPr>
+          <w:rFonts w:ascii="Times New Roman" w:hAnsi="Times New Roman" w:eastAsia="Batang"/>
+          <w:sz w:val="22"/>
+        </w:rPr>
+        <w:t xml:space="preserve"> job already confirm the wheel itself is correct (imports, </w:t>
+      </w:r>
+      <w:r>
+        <w:rPr>
+          <w:rFonts w:ascii="Consolas" w:hAnsi="Consolas" w:eastAsia="Consolas"/>
+          <w:sz w:val="18"/>
+        </w:rPr>
+        <w:t>cp310-abi3</w:t>
+      </w:r>
+      <w:r>
+        <w:rPr>
+          <w:rFonts w:ascii="Times New Roman" w:hAnsi="Times New Roman" w:eastAsia="Batang"/>
+          <w:sz w:val="22"/>
+        </w:rPr>
+        <w:t xml:space="preserve"> tag, every function round-trips against real </w:t>
+      </w:r>
+      <w:r>
+        <w:rPr>
+          <w:rFonts w:ascii="Consolas" w:hAnsi="Consolas" w:eastAsia="Consolas"/>
+          <w:sz w:val="18"/>
+        </w:rPr>
+        <w:t>pyarrow</w:t>
+      </w:r>
+      <w:r>
+        <w:rPr>
+          <w:rFonts w:ascii="Times New Roman" w:hAnsi="Times New Roman" w:eastAsia="Batang"/>
+          <w:sz w:val="22"/>
+        </w:rPr>
+        <w:t xml:space="preserve">); what remained unverified was only the Volumes </w:t>
+      </w:r>
+      <w:r>
+        <w:rPr>
+          <w:rFonts w:ascii="Times New Roman" w:hAnsi="Times New Roman" w:eastAsia="Batang"/>
+          <w:i/>
+          <w:sz w:val="22"/>
+        </w:rPr>
+        <w:t>filesystem</w:t>
+      </w:r>
+      <w:r>
+        <w:rPr>
+          <w:rFonts w:ascii="Times New Roman" w:hAnsi="Times New Roman" w:eastAsia="Batang"/>
+          <w:sz w:val="22"/>
+        </w:rPr>
+        <w:t xml:space="preserve"> path specifically, which is standard Databricks behaviour rather than anything witchhat-specific.</w:t>
       </w:r>
     </w:p>
     <w:p>
@@ -2914,7 +3020,7 @@
           <w:rFonts w:ascii="Times New Roman" w:hAnsi="Times New Roman" w:eastAsia="Batang"/>
           <w:sz w:val="22"/>
         </w:rPr>
-        <w:t xml:space="preserve">Both are the two open items in </w:t>
+        <w:t xml:space="preserve">Neither is tracked as an open item in </w:t>
       </w:r>
       <w:r>
         <w:rPr>
@@ -2928,7 +3034,7 @@
           <w:rFonts w:ascii="Times New Roman" w:hAnsi="Times New Roman" w:eastAsia="Batang"/>
           <w:sz w:val="22"/>
         </w:rPr>
-        <w:t>'s backlog that are not a matter of writing more code.</w:t>
+        <w:t xml:space="preserve"> any longer.</w:t>
       </w:r>
     </w:p>
     <w:p>

--- a/docs/operations.docx
+++ b/docs/operations.docx
@@ -122,7 +122,7 @@
           <w:rFonts w:ascii="Times New Roman" w:hAnsi="Times New Roman" w:eastAsia="Batang"/>
           <w:sz w:val="22"/>
         </w:rPr>
-        <w:t xml:space="preserve"> 1.4 </w:t>
+        <w:t xml:space="preserve"> 1.5 </w:t>
       </w:r>
       <w:r>
         <w:rPr>
@@ -256,7 +256,21 @@
           <w:rFonts w:ascii="Times New Roman" w:hAnsi="Times New Roman" w:eastAsia="Batang"/>
           <w:sz w:val="22"/>
         </w:rPr>
-        <w:t>III. Installing on Databricks</w:t>
+        <w:t xml:space="preserve">4. Testing </w:t>
+      </w:r>
+      <w:r>
+        <w:rPr>
+          <w:rFonts w:ascii="Consolas" w:hAnsi="Consolas" w:eastAsia="Consolas"/>
+          <w:sz w:val="18"/>
+        </w:rPr>
+        <w:t>witchhat.spark</w:t>
+      </w:r>
+      <w:r>
+        <w:rPr>
+          <w:rFonts w:ascii="Times New Roman" w:hAnsi="Times New Roman" w:eastAsia="Batang"/>
+          <w:sz w:val="22"/>
+        </w:rPr>
+        <w:t xml:space="preserve"> locally</w:t>
       </w:r>
     </w:p>
     <w:p>
@@ -269,7 +283,7 @@
           <w:rFonts w:ascii="Times New Roman" w:hAnsi="Times New Roman" w:eastAsia="Batang"/>
           <w:sz w:val="22"/>
         </w:rPr>
-        <w:t>1. From a Unity Catalog Volume</w:t>
+        <w:t>III. Installing on Databricks</w:t>
       </w:r>
     </w:p>
     <w:p>
@@ -282,7 +296,7 @@
           <w:rFonts w:ascii="Times New Roman" w:hAnsi="Times New Roman" w:eastAsia="Batang"/>
           <w:sz w:val="22"/>
         </w:rPr>
-        <w:t>2. From a package repository</w:t>
+        <w:t>1. From a Unity Catalog Volume</w:t>
       </w:r>
     </w:p>
     <w:p>
@@ -295,7 +309,7 @@
           <w:rFonts w:ascii="Times New Roman" w:hAnsi="Times New Roman" w:eastAsia="Batang"/>
           <w:sz w:val="22"/>
         </w:rPr>
-        <w:t>3. Compatibility floor</w:t>
+        <w:t>2. From a package repository</w:t>
       </w:r>
     </w:p>
     <w:p>
@@ -308,7 +322,7 @@
           <w:rFonts w:ascii="Times New Roman" w:hAnsi="Times New Roman" w:eastAsia="Batang"/>
           <w:sz w:val="22"/>
         </w:rPr>
-        <w:t>IV. Sizing</w:t>
+        <w:t>3. Compatibility floor</w:t>
       </w:r>
     </w:p>
     <w:p>
@@ -321,7 +335,7 @@
           <w:rFonts w:ascii="Times New Roman" w:hAnsi="Times New Roman" w:eastAsia="Batang"/>
           <w:sz w:val="22"/>
         </w:rPr>
-        <w:t>1. What scales and what does not</w:t>
+        <w:t>IV. Sizing</w:t>
       </w:r>
     </w:p>
     <w:p>
@@ -334,7 +348,7 @@
           <w:rFonts w:ascii="Times New Roman" w:hAnsi="Times New Roman" w:eastAsia="Batang"/>
           <w:sz w:val="22"/>
         </w:rPr>
-        <w:t>2. Memory</w:t>
+        <w:t>1. What scales and what does not</w:t>
       </w:r>
     </w:p>
     <w:p>
@@ -347,7 +361,7 @@
           <w:rFonts w:ascii="Times New Roman" w:hAnsi="Times New Roman" w:eastAsia="Batang"/>
           <w:sz w:val="22"/>
         </w:rPr>
-        <w:t>3. Cores</w:t>
+        <w:t>2. Memory</w:t>
       </w:r>
     </w:p>
     <w:p>
@@ -360,7 +374,7 @@
           <w:rFonts w:ascii="Times New Roman" w:hAnsi="Times New Roman" w:eastAsia="Batang"/>
           <w:sz w:val="22"/>
         </w:rPr>
-        <w:t>4. Schema validation is a different shape</w:t>
+        <w:t>3. Cores</w:t>
       </w:r>
     </w:p>
     <w:p>
@@ -373,7 +387,7 @@
           <w:rFonts w:ascii="Times New Roman" w:hAnsi="Times New Roman" w:eastAsia="Batang"/>
           <w:sz w:val="22"/>
         </w:rPr>
-        <w:t>5. JSON normalization and regex cleanup cost more per row than hashing</w:t>
+        <w:t>4. Schema validation is a different shape</w:t>
       </w:r>
     </w:p>
     <w:p>
@@ -386,14 +400,7 @@
           <w:rFonts w:ascii="Times New Roman" w:hAnsi="Times New Roman" w:eastAsia="Batang"/>
           <w:sz w:val="22"/>
         </w:rPr>
-        <w:t xml:space="preserve">6. Deduplication's extra cost is one </w:t>
-      </w:r>
-      <w:r>
-        <w:rPr>
-          <w:rFonts w:ascii="Consolas" w:hAnsi="Consolas" w:eastAsia="Consolas"/>
-          <w:sz w:val="18"/>
-        </w:rPr>
-        <w:t>HashSet&lt;u64&gt;</w:t>
+        <w:t>5. JSON normalization and regex cleanup cost more per row than hashing</w:t>
       </w:r>
     </w:p>
     <w:p>
@@ -406,7 +413,14 @@
           <w:rFonts w:ascii="Times New Roman" w:hAnsi="Times New Roman" w:eastAsia="Batang"/>
           <w:sz w:val="22"/>
         </w:rPr>
-        <w:t>7. Join builds one index over the larger of its two inputs</w:t>
+        <w:t xml:space="preserve">6. Deduplication's extra cost is one </w:t>
+      </w:r>
+      <w:r>
+        <w:rPr>
+          <w:rFonts w:ascii="Consolas" w:hAnsi="Consolas" w:eastAsia="Consolas"/>
+          <w:sz w:val="18"/>
+        </w:rPr>
+        <w:t>HashSet&lt;u64&gt;</w:t>
       </w:r>
     </w:p>
     <w:p>
@@ -419,7 +433,7 @@
           <w:rFonts w:ascii="Times New Roman" w:hAnsi="Times New Roman" w:eastAsia="Batang"/>
           <w:sz w:val="22"/>
         </w:rPr>
-        <w:t>8. Aggregate's extra cost is one row-index vector per group</w:t>
+        <w:t>7. Join builds one index over the larger of its two inputs</w:t>
       </w:r>
     </w:p>
     <w:p>
@@ -432,7 +446,7 @@
           <w:rFonts w:ascii="Times New Roman" w:hAnsi="Times New Roman" w:eastAsia="Batang"/>
           <w:sz w:val="22"/>
         </w:rPr>
-        <w:t>V. Failure Modes</w:t>
+        <w:t>8. Aggregate's extra cost is one row-index vector per group</w:t>
       </w:r>
     </w:p>
     <w:p>
@@ -445,7 +459,21 @@
           <w:rFonts w:ascii="Times New Roman" w:hAnsi="Times New Roman" w:eastAsia="Batang"/>
           <w:sz w:val="22"/>
         </w:rPr>
-        <w:t>1. Exceptions and what they mean</w:t>
+        <w:t xml:space="preserve">9. </w:t>
+      </w:r>
+      <w:r>
+        <w:rPr>
+          <w:rFonts w:ascii="Consolas" w:hAnsi="Consolas" w:eastAsia="Consolas"/>
+          <w:sz w:val="18"/>
+        </w:rPr>
+        <w:t>witchhat.spark</w:t>
+      </w:r>
+      <w:r>
+        <w:rPr>
+          <w:rFonts w:ascii="Times New Roman" w:hAnsi="Times New Roman" w:eastAsia="Batang"/>
+          <w:sz w:val="22"/>
+        </w:rPr>
+        <w:t>'s partition-coordinating functions buffer a whole partition</w:t>
       </w:r>
     </w:p>
     <w:p>
@@ -458,7 +486,7 @@
           <w:rFonts w:ascii="Times New Roman" w:hAnsi="Times New Roman" w:eastAsia="Batang"/>
           <w:sz w:val="22"/>
         </w:rPr>
-        <w:t>2. What cannot fail</w:t>
+        <w:t>V. Failure Modes</w:t>
       </w:r>
     </w:p>
     <w:p>
@@ -471,7 +499,7 @@
           <w:rFonts w:ascii="Times New Roman" w:hAnsi="Times New Roman" w:eastAsia="Batang"/>
           <w:sz w:val="22"/>
         </w:rPr>
-        <w:t>VI. Deferred Until Applicable</w:t>
+        <w:t>1. Exceptions and what they mean</w:t>
       </w:r>
     </w:p>
     <w:p>
@@ -484,7 +512,7 @@
           <w:rFonts w:ascii="Times New Roman" w:hAnsi="Times New Roman" w:eastAsia="Batang"/>
           <w:sz w:val="22"/>
         </w:rPr>
-        <w:t>1. Deferred because the feature does not exist yet</w:t>
+        <w:t>2. What cannot fail</w:t>
       </w:r>
     </w:p>
     <w:p>
@@ -497,7 +525,7 @@
           <w:rFonts w:ascii="Times New Roman" w:hAnsi="Times New Roman" w:eastAsia="Batang"/>
           <w:sz w:val="22"/>
         </w:rPr>
-        <w:t>2. Decided out of scope, documented rather than pursued</w:t>
+        <w:t>VI. Deferred Until Applicable</w:t>
       </w:r>
     </w:p>
     <w:p>
@@ -510,7 +538,7 @@
           <w:rFonts w:ascii="Times New Roman" w:hAnsi="Times New Roman" w:eastAsia="Batang"/>
           <w:sz w:val="22"/>
         </w:rPr>
-        <w:t>References</w:t>
+        <w:t>1. Deferred because the feature does not exist yet</w:t>
       </w:r>
     </w:p>
     <w:p>
@@ -523,21 +551,7 @@
           <w:rFonts w:ascii="Times New Roman" w:hAnsi="Times New Roman" w:eastAsia="Batang"/>
           <w:sz w:val="22"/>
         </w:rPr>
-        <w:t>Appendix A. Reproducing a build</w:t>
-      </w:r>
-    </w:p>
-    <w:p>
-      <w:pPr>
-        <w:pStyle w:val="Heading2"/>
-      </w:pPr>
-      <w:r>
-        <w:rPr>
-          <w:rFonts w:ascii="Times New Roman" w:hAnsi="Times New Roman" w:eastAsia="Batang"/>
-          <w:b/>
-          <w:color w:val="000000"/>
-          <w:sz w:val="24"/>
-        </w:rPr>
-        <w:t>List of Tables</w:t>
+        <w:t>2. Decided out of scope, documented rather than pursued</w:t>
       </w:r>
     </w:p>
     <w:p>
@@ -547,17 +561,10 @@
       </w:pPr>
       <w:r>
         <w:rPr>
-          <w:rFonts w:ascii="Consolas" w:hAnsi="Consolas" w:eastAsia="Consolas"/>
-          <w:sz w:val="18"/>
-        </w:rPr>
-        <w:t>&lt;Table 3-1&gt;</w:t>
-      </w:r>
-      <w:r>
-        <w:rPr>
           <w:rFonts w:ascii="Times New Roman" w:hAnsi="Times New Roman" w:eastAsia="Batang"/>
           <w:sz w:val="22"/>
         </w:rPr>
-        <w:t xml:space="preserve"> Installation options</w:t>
+        <w:t>References</w:t>
       </w:r>
     </w:p>
     <w:p>
@@ -567,6 +574,53 @@
       </w:pPr>
       <w:r>
         <w:rPr>
+          <w:rFonts w:ascii="Times New Roman" w:hAnsi="Times New Roman" w:eastAsia="Batang"/>
+          <w:sz w:val="22"/>
+        </w:rPr>
+        <w:t>Appendix A. Reproducing a build</w:t>
+      </w:r>
+    </w:p>
+    <w:p>
+      <w:pPr>
+        <w:pStyle w:val="Heading2"/>
+      </w:pPr>
+      <w:r>
+        <w:rPr>
+          <w:rFonts w:ascii="Times New Roman" w:hAnsi="Times New Roman" w:eastAsia="Batang"/>
+          <w:b/>
+          <w:color w:val="000000"/>
+          <w:sz w:val="24"/>
+        </w:rPr>
+        <w:t>List of Tables</w:t>
+      </w:r>
+    </w:p>
+    <w:p>
+      <w:pPr>
+        <w:pStyle w:val="ListBullet"/>
+        <w:spacing w:line="384" w:lineRule="auto" w:after="120"/>
+      </w:pPr>
+      <w:r>
+        <w:rPr>
+          <w:rFonts w:ascii="Consolas" w:hAnsi="Consolas" w:eastAsia="Consolas"/>
+          <w:sz w:val="18"/>
+        </w:rPr>
+        <w:t>&lt;Table 3-1&gt;</w:t>
+      </w:r>
+      <w:r>
+        <w:rPr>
+          <w:rFonts w:ascii="Times New Roman" w:hAnsi="Times New Roman" w:eastAsia="Batang"/>
+          <w:sz w:val="22"/>
+        </w:rPr>
+        <w:t xml:space="preserve"> Installation options</w:t>
+      </w:r>
+    </w:p>
+    <w:p>
+      <w:pPr>
+        <w:pStyle w:val="ListBullet"/>
+        <w:spacing w:line="384" w:lineRule="auto" w:after="120"/>
+      </w:pPr>
+      <w:r>
+        <w:rPr>
           <w:rFonts w:ascii="Consolas" w:hAnsi="Consolas" w:eastAsia="Consolas"/>
           <w:sz w:val="18"/>
         </w:rPr>
@@ -914,7 +968,7 @@
           <w:rFonts w:ascii="Times New Roman" w:hAnsi="Times New Roman" w:eastAsia="Batang"/>
           <w:sz w:val="22"/>
         </w:rPr>
-        <w:t>. For a manylinux wheel suitable for a Databricks Linux cluster, built from any host via Docker:</w:t>
+        <w:t xml:space="preserve"> for the host's own architecture. For a manylinux wheel suitable for a Databricks Linux cluster, built from any host via Docker:</w:t>
       </w:r>
     </w:p>
     <w:p>
@@ -928,6 +982,8 @@
           <w:sz w:val="18"/>
         </w:rPr>
         <w:t>maturin build --release --target x86_64-unknown-linux-gnu --manylinux 2_28 --zig</w:t>
+        <w:br/>
+        <w:t>maturin build --release --target aarch64-unknown-linux-gnu --manylinux 2_28 --zig</w:t>
       </w:r>
     </w:p>
     <w:p>
@@ -954,35 +1010,119 @@
           <w:rFonts w:ascii="Times New Roman" w:hAnsi="Times New Roman" w:eastAsia="Batang"/>
           <w:sz w:val="22"/>
         </w:rPr>
-        <w:t xml:space="preserve"> manylinux container; see </w:t>
+        <w:t xml:space="preserve"> manylinux container). CI builds and verifies both architectures on native runners of each (</w:t>
       </w:r>
       <w:r>
         <w:rPr>
           <w:rFonts w:ascii="Consolas" w:hAnsi="Consolas" w:eastAsia="Consolas"/>
           <w:sz w:val="18"/>
         </w:rPr>
-        <w:t>.github/workflows/ci.yml</w:t>
+        <w:t>ubuntu-latest</w:t>
       </w:r>
       <w:r>
         <w:rPr>
           <w:rFonts w:ascii="Times New Roman" w:hAnsi="Times New Roman" w:eastAsia="Batang"/>
           <w:sz w:val="22"/>
         </w:rPr>
-        <w:t xml:space="preserve"> for the exact invocation CI uses, via </w:t>
+        <w:t xml:space="preserve"> for </w:t>
       </w:r>
       <w:r>
         <w:rPr>
           <w:rFonts w:ascii="Consolas" w:hAnsi="Consolas" w:eastAsia="Consolas"/>
           <w:sz w:val="18"/>
         </w:rPr>
-        <w:t>PyO3/maturin-action</w:t>
+        <w:t>x86_64</w:t>
       </w:r>
       <w:r>
         <w:rPr>
           <w:rFonts w:ascii="Times New Roman" w:hAnsi="Times New Roman" w:eastAsia="Batang"/>
           <w:sz w:val="22"/>
         </w:rPr>
-        <w:t>).</w:t>
+        <w:t xml:space="preserve">, </w:t>
+      </w:r>
+      <w:r>
+        <w:rPr>
+          <w:rFonts w:ascii="Consolas" w:hAnsi="Consolas" w:eastAsia="Consolas"/>
+          <w:sz w:val="18"/>
+        </w:rPr>
+        <w:t>ubuntu-24.04-arm</w:t>
+      </w:r>
+      <w:r>
+        <w:rPr>
+          <w:rFonts w:ascii="Times New Roman" w:hAnsi="Times New Roman" w:eastAsia="Batang"/>
+          <w:sz w:val="22"/>
+        </w:rPr>
+        <w:t xml:space="preserve"> for </w:t>
+      </w:r>
+      <w:r>
+        <w:rPr>
+          <w:rFonts w:ascii="Consolas" w:hAnsi="Consolas" w:eastAsia="Consolas"/>
+          <w:sz w:val="18"/>
+        </w:rPr>
+        <w:t>aarch64</w:t>
+      </w:r>
+      <w:r>
+        <w:rPr>
+          <w:rFonts w:ascii="Times New Roman" w:hAnsi="Times New Roman" w:eastAsia="Batang"/>
+          <w:sz w:val="22"/>
+        </w:rPr>
+        <w:t xml:space="preserve">, not cross-compiled and assumed to work); see </w:t>
+      </w:r>
+      <w:r>
+        <w:rPr>
+          <w:rFonts w:ascii="Consolas" w:hAnsi="Consolas" w:eastAsia="Consolas"/>
+          <w:sz w:val="18"/>
+        </w:rPr>
+        <w:t>.github/workflows/ci.yml</w:t>
+      </w:r>
+      <w:r>
+        <w:rPr>
+          <w:rFonts w:ascii="Times New Roman" w:hAnsi="Times New Roman" w:eastAsia="Batang"/>
+          <w:sz w:val="22"/>
+        </w:rPr>
+        <w:t xml:space="preserve">'s </w:t>
+      </w:r>
+      <w:r>
+        <w:rPr>
+          <w:rFonts w:ascii="Consolas" w:hAnsi="Consolas" w:eastAsia="Consolas"/>
+          <w:sz w:val="18"/>
+        </w:rPr>
+        <w:t>wheel</w:t>
+      </w:r>
+      <w:r>
+        <w:rPr>
+          <w:rFonts w:ascii="Times New Roman" w:hAnsi="Times New Roman" w:eastAsia="Batang"/>
+          <w:sz w:val="22"/>
+        </w:rPr>
+        <w:t xml:space="preserve"> job matrix for the exact invocation. The </w:t>
+      </w:r>
+      <w:r>
+        <w:rPr>
+          <w:rFonts w:ascii="Consolas" w:hAnsi="Consolas" w:eastAsia="Consolas"/>
+          <w:sz w:val="18"/>
+        </w:rPr>
+        <w:t>aarch64</w:t>
+      </w:r>
+      <w:r>
+        <w:rPr>
+          <w:rFonts w:ascii="Times New Roman" w:hAnsi="Times New Roman" w:eastAsia="Batang"/>
+          <w:sz w:val="22"/>
+        </w:rPr>
+        <w:t xml:space="preserve"> build is for Graviton (AWS ARM) Databricks clusters, which Databricks supports alongside </w:t>
+      </w:r>
+      <w:r>
+        <w:rPr>
+          <w:rFonts w:ascii="Consolas" w:hAnsi="Consolas" w:eastAsia="Consolas"/>
+          <w:sz w:val="18"/>
+        </w:rPr>
+        <w:t>x86_64</w:t>
+      </w:r>
+      <w:r>
+        <w:rPr>
+          <w:rFonts w:ascii="Times New Roman" w:hAnsi="Times New Roman" w:eastAsia="Batang"/>
+          <w:sz w:val="22"/>
+        </w:rPr>
+        <w:t>.</w:t>
       </w:r>
     </w:p>
     <w:p>
@@ -1037,35 +1177,200 @@
           <w:rFonts w:ascii="Times New Roman" w:hAnsi="Times New Roman" w:eastAsia="Batang"/>
           <w:sz w:val="22"/>
         </w:rPr>
-        <w:t xml:space="preserve">: that is the difference between "loads on 3.10 and every later interpreter from one build" and "loads on 3.10 only". CI's </w:t>
+        <w:t>: that is the difference between "loads on 3.10 and every later interpreter from one build" and "loads on 3.10 only". It must also carry the correct architecture tag (</w:t>
       </w:r>
       <w:r>
         <w:rPr>
           <w:rFonts w:ascii="Consolas" w:hAnsi="Consolas" w:eastAsia="Consolas"/>
           <w:sz w:val="18"/>
         </w:rPr>
-        <w:t>wheel</w:t>
+        <w:t>x86_64</w:t>
       </w:r>
       <w:r>
         <w:rPr>
           <w:rFonts w:ascii="Times New Roman" w:hAnsi="Times New Roman" w:eastAsia="Batang"/>
           <w:sz w:val="22"/>
         </w:rPr>
-        <w:t xml:space="preserve"> job asserts this and then imports the wheel and exercises every exported function (</w:t>
+        <w:t>/</w:t>
       </w:r>
       <w:r>
         <w:rPr>
           <w:rFonts w:ascii="Consolas" w:hAnsi="Consolas" w:eastAsia="Consolas"/>
           <w:sz w:val="18"/>
         </w:rPr>
-        <w:t>tools/smoke.py</w:t>
+        <w:t>aarch64</w:t>
       </w:r>
       <w:r>
         <w:rPr>
           <w:rFonts w:ascii="Times New Roman" w:hAnsi="Times New Roman" w:eastAsia="Batang"/>
           <w:sz w:val="22"/>
         </w:rPr>
-        <w:t>) before publishing it as an artifact.</w:t>
+        <w:t xml:space="preserve">) for the matrix entry that built it. CI's </w:t>
+      </w:r>
+      <w:r>
+        <w:rPr>
+          <w:rFonts w:ascii="Consolas" w:hAnsi="Consolas" w:eastAsia="Consolas"/>
+          <w:sz w:val="18"/>
+        </w:rPr>
+        <w:t>wheel</w:t>
+      </w:r>
+      <w:r>
+        <w:rPr>
+          <w:rFonts w:ascii="Times New Roman" w:hAnsi="Times New Roman" w:eastAsia="Batang"/>
+          <w:sz w:val="22"/>
+        </w:rPr>
+        <w:t xml:space="preserve"> job asserts both and then imports the wheel and exercises every exported function (</w:t>
+      </w:r>
+      <w:r>
+        <w:rPr>
+          <w:rFonts w:ascii="Consolas" w:hAnsi="Consolas" w:eastAsia="Consolas"/>
+          <w:sz w:val="18"/>
+        </w:rPr>
+        <w:t>tools/smoke.py</w:t>
+      </w:r>
+      <w:r>
+        <w:rPr>
+          <w:rFonts w:ascii="Times New Roman" w:hAnsi="Times New Roman" w:eastAsia="Batang"/>
+          <w:sz w:val="22"/>
+        </w:rPr>
+        <w:t>) on the native runner that built it, before publishing it as an artifact.</w:t>
+      </w:r>
+    </w:p>
+    <w:p>
+      <w:pPr>
+        <w:pStyle w:val="Heading2"/>
+      </w:pPr>
+      <w:r>
+        <w:rPr>
+          <w:rFonts w:ascii="Times New Roman" w:hAnsi="Times New Roman" w:eastAsia="Batang"/>
+          <w:b/>
+          <w:color w:val="000000"/>
+          <w:sz w:val="24"/>
+        </w:rPr>
+        <w:t xml:space="preserve">4. Testing </w:t>
+      </w:r>
+      <w:r>
+        <w:rPr>
+          <w:rFonts w:ascii="Consolas" w:hAnsi="Consolas" w:eastAsia="Consolas"/>
+          <w:b/>
+          <w:color w:val="000000"/>
+          <w:sz w:val="24"/>
+        </w:rPr>
+        <w:t>witchhat.spark</w:t>
+      </w:r>
+      <w:r>
+        <w:rPr>
+          <w:rFonts w:ascii="Times New Roman" w:hAnsi="Times New Roman" w:eastAsia="Batang"/>
+          <w:b/>
+          <w:color w:val="000000"/>
+          <w:sz w:val="24"/>
+        </w:rPr>
+        <w:t xml:space="preserve"> locally</w:t>
+      </w:r>
+    </w:p>
+    <w:p>
+      <w:pPr>
+        <w:spacing w:line="384" w:lineRule="auto" w:after="120"/>
+        <w:jc w:val="both"/>
+      </w:pPr>
+      <w:r>
+        <w:rPr>
+          <w:rFonts w:ascii="Consolas" w:hAnsi="Consolas" w:eastAsia="Consolas"/>
+          <w:sz w:val="18"/>
+        </w:rPr>
+        <w:t>tools/spark_smoke.py</w:t>
+      </w:r>
+      <w:r>
+        <w:rPr>
+          <w:rFonts w:ascii="Times New Roman" w:hAnsi="Times New Roman" w:eastAsia="Batang"/>
+          <w:sz w:val="22"/>
+        </w:rPr>
+        <w:t xml:space="preserve"> round-trips every </w:t>
+      </w:r>
+      <w:r>
+        <w:rPr>
+          <w:rFonts w:ascii="Consolas" w:hAnsi="Consolas" w:eastAsia="Consolas"/>
+          <w:sz w:val="18"/>
+        </w:rPr>
+        <w:t>witchhat.spark</w:t>
+      </w:r>
+      <w:r>
+        <w:rPr>
+          <w:rFonts w:ascii="Times New Roman" w:hAnsi="Times New Roman" w:eastAsia="Batang"/>
+          <w:sz w:val="22"/>
+        </w:rPr>
+        <w:t xml:space="preserve"> function against a real, local </w:t>
+      </w:r>
+      <w:r>
+        <w:rPr>
+          <w:rFonts w:ascii="Consolas" w:hAnsi="Consolas" w:eastAsia="Consolas"/>
+          <w:sz w:val="18"/>
+        </w:rPr>
+        <w:t>pyspark</w:t>
+      </w:r>
+      <w:r>
+        <w:rPr>
+          <w:rFonts w:ascii="Times New Roman" w:hAnsi="Times New Roman" w:eastAsia="Batang"/>
+          <w:sz w:val="22"/>
+        </w:rPr>
+        <w:t xml:space="preserve"> session (not part of CI: pyspark is a large, optional dependency, matching why </w:t>
+      </w:r>
+      <w:r>
+        <w:rPr>
+          <w:rFonts w:ascii="Consolas" w:hAnsi="Consolas" w:eastAsia="Consolas"/>
+          <w:sz w:val="18"/>
+        </w:rPr>
+        <w:t>witchhat.spark</w:t>
+      </w:r>
+      <w:r>
+        <w:rPr>
+          <w:rFonts w:ascii="Times New Roman" w:hAnsi="Times New Roman" w:eastAsia="Batang"/>
+          <w:sz w:val="22"/>
+        </w:rPr>
+        <w:t xml:space="preserve"> lazily imports it rather than requiring it). On a JDK 17+ machine, local Spark's bundled Arrow Java library can fail with </w:t>
+      </w:r>
+      <w:r>
+        <w:rPr>
+          <w:rFonts w:ascii="Consolas" w:hAnsi="Consolas" w:eastAsia="Consolas"/>
+          <w:sz w:val="18"/>
+        </w:rPr>
+        <w:t>UnsupportedOperationException: sun.misc.Unsafe ... not available</w:t>
+      </w:r>
+      <w:r>
+        <w:rPr>
+          <w:rFonts w:ascii="Times New Roman" w:hAnsi="Times New Roman" w:eastAsia="Batang"/>
+          <w:sz w:val="22"/>
+        </w:rPr>
+        <w:t xml:space="preserve"> on </w:t>
+      </w:r>
+      <w:r>
+        <w:rPr>
+          <w:rFonts w:ascii="Times New Roman" w:hAnsi="Times New Roman" w:eastAsia="Batang"/>
+          <w:i/>
+          <w:sz w:val="22"/>
+        </w:rPr>
+        <w:t>any</w:t>
+      </w:r>
+      <w:r>
+        <w:rPr>
+          <w:rFonts w:ascii="Times New Roman" w:hAnsi="Times New Roman" w:eastAsia="Batang"/>
+          <w:sz w:val="22"/>
+        </w:rPr>
+        <w:t xml:space="preserve"> Arrow-based Python UDF, before witchhat ever runs; this is a known pyspark/JDK compatibility gap, not a witchhat bug, does not affect Databricks (which manages its own JDK and Arrow versions), and </w:t>
+      </w:r>
+      <w:r>
+        <w:rPr>
+          <w:rFonts w:ascii="Consolas" w:hAnsi="Consolas" w:eastAsia="Consolas"/>
+          <w:sz w:val="18"/>
+        </w:rPr>
+        <w:t>tools/spark_smoke.py</w:t>
+      </w:r>
+      <w:r>
+        <w:rPr>
+          <w:rFonts w:ascii="Times New Roman" w:hAnsi="Times New Roman" w:eastAsia="Batang"/>
+          <w:sz w:val="22"/>
+        </w:rPr>
+        <w:t xml:space="preserve"> detects and explains it rather than failing with a bare Java stack trace. See the script's own module docstring for the JVM flags that resolve it on an affected machine.</w:t>
       </w:r>
     </w:p>
     <w:p>
@@ -1272,6 +1577,10 @@
           <w:sz w:val="18"/>
         </w:rPr>
         <w:t>%pip install /Volumes/&lt;catalog&gt;/&lt;schema&gt;/&lt;volume&gt;/witchhat-0.1.0-cp310-abi3-manylinux_2_28_x86_64.whl</w:t>
+        <w:br/>
+        <w:t># or, on a Graviton (ARM) cluster:</w:t>
+        <w:br/>
+        <w:t>%pip install /Volumes/&lt;catalog&gt;/&lt;schema&gt;/&lt;volume&gt;/witchhat-0.1.0-cp310-abi3-manylinux_2_28_aarch64.whl</w:t>
       </w:r>
     </w:p>
     <w:p>
@@ -1436,7 +1745,35 @@
           <w:rFonts w:ascii="Times New Roman" w:hAnsi="Times New Roman" w:eastAsia="Batang"/>
           <w:sz w:val="22"/>
         </w:rPr>
-        <w:t xml:space="preserve"> build loads on every CPython from 3.10 onward, which covers every Databricks Runtime in current use as of this document's date. A manylinux 2_28 wheel requires a correspondingly recent glibc on the cluster's base image, which every current DBR image satisfies.</w:t>
+        <w:t xml:space="preserve"> build loads on every CPython from 3.10 onward, which covers every Databricks Runtime in current use as of this document's date. A manylinux 2_28 wheel requires a correspondingly recent glibc on the cluster's base image, which every current DBR image satisfies, on both </w:t>
+      </w:r>
+      <w:r>
+        <w:rPr>
+          <w:rFonts w:ascii="Consolas" w:hAnsi="Consolas" w:eastAsia="Consolas"/>
+          <w:sz w:val="18"/>
+        </w:rPr>
+        <w:t>x86_64</w:t>
+      </w:r>
+      <w:r>
+        <w:rPr>
+          <w:rFonts w:ascii="Times New Roman" w:hAnsi="Times New Roman" w:eastAsia="Batang"/>
+          <w:sz w:val="22"/>
+        </w:rPr>
+        <w:t xml:space="preserve"> and </w:t>
+      </w:r>
+      <w:r>
+        <w:rPr>
+          <w:rFonts w:ascii="Consolas" w:hAnsi="Consolas" w:eastAsia="Consolas"/>
+          <w:sz w:val="18"/>
+        </w:rPr>
+        <w:t>aarch64</w:t>
+      </w:r>
+      <w:r>
+        <w:rPr>
+          <w:rFonts w:ascii="Times New Roman" w:hAnsi="Times New Roman" w:eastAsia="Batang"/>
+          <w:sz w:val="22"/>
+        </w:rPr>
+        <w:t xml:space="preserve"> (Graviton) clusters — install the wheel matching the cluster's architecture; the two are not interchangeable.</w:t>
       </w:r>
     </w:p>
     <w:p>
@@ -2138,6 +2475,184 @@
           <w:sz w:val="22"/>
         </w:rPr>
         <w:t>.</w:t>
+      </w:r>
+    </w:p>
+    <w:p>
+      <w:pPr>
+        <w:pStyle w:val="Heading2"/>
+      </w:pPr>
+      <w:r>
+        <w:rPr>
+          <w:rFonts w:ascii="Times New Roman" w:hAnsi="Times New Roman" w:eastAsia="Batang"/>
+          <w:b/>
+          <w:color w:val="000000"/>
+          <w:sz w:val="24"/>
+        </w:rPr>
+        <w:t xml:space="preserve">9. </w:t>
+      </w:r>
+      <w:r>
+        <w:rPr>
+          <w:rFonts w:ascii="Consolas" w:hAnsi="Consolas" w:eastAsia="Consolas"/>
+          <w:b/>
+          <w:color w:val="000000"/>
+          <w:sz w:val="24"/>
+        </w:rPr>
+        <w:t>witchhat.spark</w:t>
+      </w:r>
+      <w:r>
+        <w:rPr>
+          <w:rFonts w:ascii="Times New Roman" w:hAnsi="Times New Roman" w:eastAsia="Batang"/>
+          <w:b/>
+          <w:color w:val="000000"/>
+          <w:sz w:val="24"/>
+        </w:rPr>
+        <w:t>'s partition-coordinating functions buffer a whole partition</w:t>
+      </w:r>
+    </w:p>
+    <w:p>
+      <w:pPr>
+        <w:spacing w:line="384" w:lineRule="auto" w:after="120"/>
+        <w:jc w:val="both"/>
+      </w:pPr>
+      <w:r>
+        <w:rPr>
+          <w:rFonts w:ascii="Consolas" w:hAnsi="Consolas" w:eastAsia="Consolas"/>
+          <w:sz w:val="18"/>
+        </w:rPr>
+        <w:t>witchhat.spark.drop_duplicates</w:t>
+      </w:r>
+      <w:r>
+        <w:rPr>
+          <w:rFonts w:ascii="Times New Roman" w:hAnsi="Times New Roman" w:eastAsia="Batang"/>
+          <w:sz w:val="22"/>
+        </w:rPr>
+        <w:t>/</w:t>
+      </w:r>
+      <w:r>
+        <w:rPr>
+          <w:rFonts w:ascii="Consolas" w:hAnsi="Consolas" w:eastAsia="Consolas"/>
+          <w:sz w:val="18"/>
+        </w:rPr>
+        <w:t>aggregate</w:t>
+      </w:r>
+      <w:r>
+        <w:rPr>
+          <w:rFonts w:ascii="Times New Roman" w:hAnsi="Times New Roman" w:eastAsia="Batang"/>
+          <w:sz w:val="22"/>
+        </w:rPr>
+        <w:t xml:space="preserve"> (</w:t>
+      </w:r>
+      <w:r>
+        <w:rPr>
+          <w:rFonts w:ascii="Consolas" w:hAnsi="Consolas" w:eastAsia="Consolas"/>
+          <w:sz w:val="18"/>
+        </w:rPr>
+        <w:t>architecture.md</w:t>
+      </w:r>
+      <w:r>
+        <w:rPr>
+          <w:rFonts w:ascii="Times New Roman" w:hAnsi="Times New Roman" w:eastAsia="Batang"/>
+          <w:sz w:val="22"/>
+        </w:rPr>
+        <w:t xml:space="preserve"> Chapter XVI, Section 2) materialize every </w:t>
+      </w:r>
+      <w:r>
+        <w:rPr>
+          <w:rFonts w:ascii="Consolas" w:hAnsi="Consolas" w:eastAsia="Consolas"/>
+          <w:sz w:val="18"/>
+        </w:rPr>
+        <w:t>RecordBatch</w:t>
+      </w:r>
+      <w:r>
+        <w:rPr>
+          <w:rFonts w:ascii="Times New Roman" w:hAnsi="Times New Roman" w:eastAsia="Batang"/>
+          <w:sz w:val="22"/>
+        </w:rPr>
+        <w:t xml:space="preserve"> </w:t>
+      </w:r>
+      <w:r>
+        <w:rPr>
+          <w:rFonts w:ascii="Consolas" w:hAnsi="Consolas" w:eastAsia="Consolas"/>
+          <w:sz w:val="18"/>
+        </w:rPr>
+        <w:t>mapInArrow</w:t>
+      </w:r>
+      <w:r>
+        <w:rPr>
+          <w:rFonts w:ascii="Times New Roman" w:hAnsi="Times New Roman" w:eastAsia="Batang"/>
+          <w:sz w:val="22"/>
+        </w:rPr>
+        <w:t xml:space="preserve"> hands them for one partition into a single batch (</w:t>
+      </w:r>
+      <w:r>
+        <w:rPr>
+          <w:rFonts w:ascii="Consolas" w:hAnsi="Consolas" w:eastAsia="Consolas"/>
+          <w:sz w:val="18"/>
+        </w:rPr>
+        <w:t>pyarrow.concat_batches</w:t>
+      </w:r>
+      <w:r>
+        <w:rPr>
+          <w:rFonts w:ascii="Times New Roman" w:hAnsi="Times New Roman" w:eastAsia="Batang"/>
+          <w:sz w:val="22"/>
+        </w:rPr>
+        <w:t xml:space="preserve">) before calling the underlying kernel, so peak memory per task is one partition's worth of data, not one Arrow batch's worth. Size Spark's partition count accordingly (more, smaller partitions if memory is tight) rather than assuming </w:t>
+      </w:r>
+      <w:r>
+        <w:rPr>
+          <w:rFonts w:ascii="Consolas" w:hAnsi="Consolas" w:eastAsia="Consolas"/>
+          <w:sz w:val="18"/>
+        </w:rPr>
+        <w:t>spark.sql.execution.arrow.maxRecordsPerBatch</w:t>
+      </w:r>
+      <w:r>
+        <w:rPr>
+          <w:rFonts w:ascii="Times New Roman" w:hAnsi="Times New Roman" w:eastAsia="Batang"/>
+          <w:sz w:val="22"/>
+        </w:rPr>
+        <w:t xml:space="preserve"> alone bounds memory here, the way it would for a row-local </w:t>
+      </w:r>
+      <w:r>
+        <w:rPr>
+          <w:rFonts w:ascii="Consolas" w:hAnsi="Consolas" w:eastAsia="Consolas"/>
+          <w:sz w:val="18"/>
+        </w:rPr>
+        <w:t>witchhat.spark</w:t>
+      </w:r>
+      <w:r>
+        <w:rPr>
+          <w:rFonts w:ascii="Times New Roman" w:hAnsi="Times New Roman" w:eastAsia="Batang"/>
+          <w:sz w:val="22"/>
+        </w:rPr>
+        <w:t xml:space="preserve"> function. </w:t>
+      </w:r>
+      <w:r>
+        <w:rPr>
+          <w:rFonts w:ascii="Consolas" w:hAnsi="Consolas" w:eastAsia="Consolas"/>
+          <w:sz w:val="18"/>
+        </w:rPr>
+        <w:t>repartition=True</w:t>
+      </w:r>
+      <w:r>
+        <w:rPr>
+          <w:rFonts w:ascii="Times New Roman" w:hAnsi="Times New Roman" w:eastAsia="Batang"/>
+          <w:sz w:val="22"/>
+        </w:rPr>
+        <w:t xml:space="preserve"> (the default on both) adds a shuffle before this, the same cost </w:t>
+      </w:r>
+      <w:r>
+        <w:rPr>
+          <w:rFonts w:ascii="Consolas" w:hAnsi="Consolas" w:eastAsia="Consolas"/>
+          <w:sz w:val="18"/>
+        </w:rPr>
+        <w:t>df.repartition(...)</w:t>
+      </w:r>
+      <w:r>
+        <w:rPr>
+          <w:rFonts w:ascii="Times New Roman" w:hAnsi="Times New Roman" w:eastAsia="Batang"/>
+          <w:sz w:val="22"/>
+        </w:rPr>
+        <w:t xml:space="preserve"> always has.</w:t>
       </w:r>
     </w:p>
     <w:p>

--- a/docs/operations.docx
+++ b/docs/operations.docx
@@ -122,7 +122,7 @@
           <w:rFonts w:ascii="Times New Roman" w:hAnsi="Times New Roman" w:eastAsia="Batang"/>
           <w:sz w:val="22"/>
         </w:rPr>
-        <w:t xml:space="preserve"> 1.5 </w:t>
+        <w:t xml:space="preserve"> 1.6 </w:t>
       </w:r>
       <w:r>
         <w:rPr>
@@ -474,6 +474,19 @@
           <w:sz w:val="22"/>
         </w:rPr>
         <w:t>'s partition-coordinating functions buffer a whole partition</w:t>
+      </w:r>
+    </w:p>
+    <w:p>
+      <w:pPr>
+        <w:pStyle w:val="ListBullet"/>
+        <w:spacing w:line="384" w:lineRule="auto" w:after="120"/>
+      </w:pPr>
+      <w:r>
+        <w:rPr>
+          <w:rFonts w:ascii="Times New Roman" w:hAnsi="Times New Roman" w:eastAsia="Batang"/>
+          <w:sz w:val="22"/>
+        </w:rPr>
+        <w:t>10. Metric logging is free when off, and one JSON encode per call when on</w:t>
       </w:r>
     </w:p>
     <w:p>
@@ -2653,6 +2666,138 @@
           <w:sz w:val="22"/>
         </w:rPr>
         <w:t xml:space="preserve"> always has.</w:t>
+      </w:r>
+    </w:p>
+    <w:p>
+      <w:pPr>
+        <w:pStyle w:val="Heading2"/>
+      </w:pPr>
+      <w:r>
+        <w:rPr>
+          <w:rFonts w:ascii="Times New Roman" w:hAnsi="Times New Roman" w:eastAsia="Batang"/>
+          <w:b/>
+          <w:color w:val="000000"/>
+          <w:sz w:val="24"/>
+        </w:rPr>
+        <w:t>10. Metric logging is free when off, and one JSON encode per call when on</w:t>
+      </w:r>
+    </w:p>
+    <w:p>
+      <w:pPr>
+        <w:spacing w:line="384" w:lineRule="auto" w:after="120"/>
+        <w:jc w:val="both"/>
+      </w:pPr>
+      <w:r>
+        <w:rPr>
+          <w:rFonts w:ascii="Consolas" w:hAnsi="Consolas" w:eastAsia="Consolas"/>
+          <w:sz w:val="18"/>
+        </w:rPr>
+        <w:t>witchhat.metrics</w:t>
+      </w:r>
+      <w:r>
+        <w:rPr>
+          <w:rFonts w:ascii="Times New Roman" w:hAnsi="Times New Roman" w:eastAsia="Batang"/>
+          <w:sz w:val="22"/>
+        </w:rPr>
+        <w:t xml:space="preserve"> (</w:t>
+      </w:r>
+      <w:r>
+        <w:rPr>
+          <w:rFonts w:ascii="Consolas" w:hAnsi="Consolas" w:eastAsia="Consolas"/>
+          <w:sz w:val="18"/>
+        </w:rPr>
+        <w:t>architecture.md</w:t>
+      </w:r>
+      <w:r>
+        <w:rPr>
+          <w:rFonts w:ascii="Times New Roman" w:hAnsi="Times New Roman" w:eastAsia="Batang"/>
+          <w:sz w:val="22"/>
+        </w:rPr>
+        <w:t xml:space="preserve"> Chapter XVII) checks one boolean per wrapped call when disabled (the default) and does nothing else: no timing call, no </w:t>
+      </w:r>
+      <w:r>
+        <w:rPr>
+          <w:rFonts w:ascii="Consolas" w:hAnsi="Consolas" w:eastAsia="Consolas"/>
+          <w:sz w:val="18"/>
+        </w:rPr>
+        <w:t>dict</w:t>
+      </w:r>
+      <w:r>
+        <w:rPr>
+          <w:rFonts w:ascii="Times New Roman" w:hAnsi="Times New Roman" w:eastAsia="Batang"/>
+          <w:sz w:val="22"/>
+        </w:rPr>
+        <w:t xml:space="preserve"> allocation, no I/O. Enabled, the added cost per call is one </w:t>
+      </w:r>
+      <w:r>
+        <w:rPr>
+          <w:rFonts w:ascii="Consolas" w:hAnsi="Consolas" w:eastAsia="Consolas"/>
+          <w:sz w:val="18"/>
+        </w:rPr>
+        <w:t>time.perf_counter()</w:t>
+      </w:r>
+      <w:r>
+        <w:rPr>
+          <w:rFonts w:ascii="Times New Roman" w:hAnsi="Times New Roman" w:eastAsia="Batang"/>
+          <w:sz w:val="22"/>
+        </w:rPr>
+        <w:t xml:space="preserve"> pair and, per event, one JSON encode plus whatever the configured sink itself costs (a </w:t>
+      </w:r>
+      <w:r>
+        <w:rPr>
+          <w:rFonts w:ascii="Consolas" w:hAnsi="Consolas" w:eastAsia="Consolas"/>
+          <w:sz w:val="18"/>
+        </w:rPr>
+        <w:t>print</w:t>
+      </w:r>
+      <w:r>
+        <w:rPr>
+          <w:rFonts w:ascii="Times New Roman" w:hAnsi="Times New Roman" w:eastAsia="Batang"/>
+          <w:sz w:val="22"/>
+        </w:rPr>
+        <w:t xml:space="preserve"> to stdout, an </w:t>
+      </w:r>
+      <w:r>
+        <w:rPr>
+          <w:rFonts w:ascii="Consolas" w:hAnsi="Consolas" w:eastAsia="Consolas"/>
+          <w:sz w:val="18"/>
+        </w:rPr>
+        <w:t>open</w:t>
+      </w:r>
+      <w:r>
+        <w:rPr>
+          <w:rFonts w:ascii="Times New Roman" w:hAnsi="Times New Roman" w:eastAsia="Batang"/>
+          <w:sz w:val="22"/>
+        </w:rPr>
+        <w:t>+</w:t>
+      </w:r>
+      <w:r>
+        <w:rPr>
+          <w:rFonts w:ascii="Consolas" w:hAnsi="Consolas" w:eastAsia="Consolas"/>
+          <w:sz w:val="18"/>
+        </w:rPr>
+        <w:t>write</w:t>
+      </w:r>
+      <w:r>
+        <w:rPr>
+          <w:rFonts w:ascii="Times New Roman" w:hAnsi="Times New Roman" w:eastAsia="Batang"/>
+          <w:sz w:val="22"/>
+        </w:rPr>
+        <w:t xml:space="preserve"> for a file sink, or whatever a callable sink does). Enabling it in a distributed job means every partition's Python worker pays that cost independently; there is no coordination overhead beyond that, since there is no cross-task aggregation to coordinate (Chapter VI, Section 1's monitoring note, and </w:t>
+      </w:r>
+      <w:r>
+        <w:rPr>
+          <w:rFonts w:ascii="Consolas" w:hAnsi="Consolas" w:eastAsia="Consolas"/>
+          <w:sz w:val="18"/>
+        </w:rPr>
+        <w:t>architecture.md</w:t>
+      </w:r>
+      <w:r>
+        <w:rPr>
+          <w:rFonts w:ascii="Times New Roman" w:hAnsi="Times New Roman" w:eastAsia="Batang"/>
+          <w:sz w:val="22"/>
+        </w:rPr>
+        <w:t xml:space="preserve"> Chapter XVII, Section 4).</w:t>
       </w:r>
     </w:p>
     <w:p>
@@ -3198,7 +3343,21 @@
           <w:rFonts w:ascii="Times New Roman" w:hAnsi="Times New Roman" w:eastAsia="Batang"/>
           <w:sz w:val="22"/>
         </w:rPr>
-        <w:t>or succeeds synchronously within the caller's own job.</w:t>
+        <w:t xml:space="preserve">or succeeds synchronously within the caller's own job. </w:t>
+      </w:r>
+      <w:r>
+        <w:rPr>
+          <w:rFonts w:ascii="Consolas" w:hAnsi="Consolas" w:eastAsia="Consolas"/>
+          <w:sz w:val="18"/>
+        </w:rPr>
+        <w:t>witchhat.metrics</w:t>
+      </w:r>
+      <w:r>
+        <w:rPr>
+          <w:rFonts w:ascii="Times New Roman" w:hAnsi="Times New Roman" w:eastAsia="Batang"/>
+          <w:sz w:val="22"/>
+        </w:rPr>
+        <w:t xml:space="preserve"> (Chapter IV, Section 10) is a building block a caller's own monitoring could be built from (latency, throughput, error events as JSON), not a monitoring system in itself: it has no built-in alerting, dashboards, or cross-task aggregation.</w:t>
       </w:r>
     </w:p>
     <w:p>

--- a/docs/operations.docx
+++ b/docs/operations.docx
@@ -122,7 +122,7 @@
           <w:rFonts w:ascii="Times New Roman" w:hAnsi="Times New Roman" w:eastAsia="Batang"/>
           <w:sz w:val="22"/>
         </w:rPr>
-        <w:t xml:space="preserve"> 1.6 </w:t>
+        <w:t xml:space="preserve"> 1.7 </w:t>
       </w:r>
       <w:r>
         <w:rPr>
@@ -1951,7 +1951,7 @@
           <w:rFonts w:ascii="Times New Roman" w:hAnsi="Times New Roman" w:eastAsia="Batang"/>
           <w:sz w:val="22"/>
         </w:rPr>
-        <w:t>/Pandas UDF), not from anything internal to the library. A future kernel expensive enough to justify releasing the GIL (</w:t>
+        <w:t>/Pandas UDF), not from anything internal to the library. Every PyO3-bound kernel call does release the GIL for its duration (</w:t>
       </w:r>
       <w:r>
         <w:rPr>
@@ -1965,7 +1965,21 @@
           <w:rFonts w:ascii="Times New Roman" w:hAnsi="Times New Roman" w:eastAsia="Batang"/>
           <w:sz w:val="22"/>
         </w:rPr>
-        <w:t xml:space="preserve"> Chapter XII) would also be a candidate for internal parallelism; neither exists yet.</w:t>
+        <w:t xml:space="preserve"> Chapter XII), so multiple Python threads calling witchhat concurrently (a Spark executor running several </w:t>
+      </w:r>
+      <w:r>
+        <w:rPr>
+          <w:rFonts w:ascii="Consolas" w:hAnsi="Consolas" w:eastAsia="Consolas"/>
+          <w:sz w:val="18"/>
+        </w:rPr>
+        <w:t>mapInArrow</w:t>
+      </w:r>
+      <w:r>
+        <w:rPr>
+          <w:rFonts w:ascii="Times New Roman" w:hAnsi="Times New Roman" w:eastAsia="Batang"/>
+          <w:sz w:val="22"/>
+        </w:rPr>
+        <w:t xml:space="preserve"> tasks, for instance) do not block each other on it; that is a concurrency improvement for the Python process as a whole, not internal multi-core parallelism within one kernel call, which still does not exist.</w:t>
       </w:r>
     </w:p>
     <w:p>

--- a/docs/operations.docx
+++ b/docs/operations.docx
@@ -122,7 +122,7 @@
           <w:rFonts w:ascii="Times New Roman" w:hAnsi="Times New Roman" w:eastAsia="Batang"/>
           <w:sz w:val="22"/>
         </w:rPr>
-        <w:t xml:space="preserve"> 1.7 </w:t>
+        <w:t xml:space="preserve"> 1.8 </w:t>
       </w:r>
       <w:r>
         <w:rPr>
@@ -270,7 +270,7 @@
           <w:rFonts w:ascii="Times New Roman" w:hAnsi="Times New Roman" w:eastAsia="Batang"/>
           <w:sz w:val="22"/>
         </w:rPr>
-        <w:t xml:space="preserve"> locally</w:t>
+        <w:t xml:space="preserve"> locally, and in CI</w:t>
       </w:r>
     </w:p>
     <w:p>
@@ -283,7 +283,21 @@
           <w:rFonts w:ascii="Times New Roman" w:hAnsi="Times New Roman" w:eastAsia="Batang"/>
           <w:sz w:val="22"/>
         </w:rPr>
-        <w:t>III. Installing on Databricks</w:t>
+        <w:t xml:space="preserve">5. Benchmarking </w:t>
+      </w:r>
+      <w:r>
+        <w:rPr>
+          <w:rFonts w:ascii="Consolas" w:hAnsi="Consolas" w:eastAsia="Consolas"/>
+          <w:sz w:val="18"/>
+        </w:rPr>
+        <w:t>witchhat.spark</w:t>
+      </w:r>
+      <w:r>
+        <w:rPr>
+          <w:rFonts w:ascii="Times New Roman" w:hAnsi="Times New Roman" w:eastAsia="Batang"/>
+          <w:sz w:val="22"/>
+        </w:rPr>
+        <w:t xml:space="preserve"> against native Spark</w:t>
       </w:r>
     </w:p>
     <w:p>
@@ -296,7 +310,7 @@
           <w:rFonts w:ascii="Times New Roman" w:hAnsi="Times New Roman" w:eastAsia="Batang"/>
           <w:sz w:val="22"/>
         </w:rPr>
-        <w:t>1. From a Unity Catalog Volume</w:t>
+        <w:t>III. Installing on Databricks</w:t>
       </w:r>
     </w:p>
     <w:p>
@@ -309,7 +323,7 @@
           <w:rFonts w:ascii="Times New Roman" w:hAnsi="Times New Roman" w:eastAsia="Batang"/>
           <w:sz w:val="22"/>
         </w:rPr>
-        <w:t>2. From a package repository</w:t>
+        <w:t>1. From a Unity Catalog Volume</w:t>
       </w:r>
     </w:p>
     <w:p>
@@ -322,7 +336,7 @@
           <w:rFonts w:ascii="Times New Roman" w:hAnsi="Times New Roman" w:eastAsia="Batang"/>
           <w:sz w:val="22"/>
         </w:rPr>
-        <w:t>3. Compatibility floor</w:t>
+        <w:t>2. From a package repository</w:t>
       </w:r>
     </w:p>
     <w:p>
@@ -335,7 +349,7 @@
           <w:rFonts w:ascii="Times New Roman" w:hAnsi="Times New Roman" w:eastAsia="Batang"/>
           <w:sz w:val="22"/>
         </w:rPr>
-        <w:t>IV. Sizing</w:t>
+        <w:t>3. Compatibility floor</w:t>
       </w:r>
     </w:p>
     <w:p>
@@ -348,7 +362,7 @@
           <w:rFonts w:ascii="Times New Roman" w:hAnsi="Times New Roman" w:eastAsia="Batang"/>
           <w:sz w:val="22"/>
         </w:rPr>
-        <w:t>1. What scales and what does not</w:t>
+        <w:t>IV. Sizing</w:t>
       </w:r>
     </w:p>
     <w:p>
@@ -361,7 +375,7 @@
           <w:rFonts w:ascii="Times New Roman" w:hAnsi="Times New Roman" w:eastAsia="Batang"/>
           <w:sz w:val="22"/>
         </w:rPr>
-        <w:t>2. Memory</w:t>
+        <w:t>1. What scales and what does not</w:t>
       </w:r>
     </w:p>
     <w:p>
@@ -374,7 +388,7 @@
           <w:rFonts w:ascii="Times New Roman" w:hAnsi="Times New Roman" w:eastAsia="Batang"/>
           <w:sz w:val="22"/>
         </w:rPr>
-        <w:t>3. Cores</w:t>
+        <w:t>2. Memory</w:t>
       </w:r>
     </w:p>
     <w:p>
@@ -387,7 +401,7 @@
           <w:rFonts w:ascii="Times New Roman" w:hAnsi="Times New Roman" w:eastAsia="Batang"/>
           <w:sz w:val="22"/>
         </w:rPr>
-        <w:t>4. Schema validation is a different shape</w:t>
+        <w:t>3. Cores</w:t>
       </w:r>
     </w:p>
     <w:p>
@@ -400,7 +414,7 @@
           <w:rFonts w:ascii="Times New Roman" w:hAnsi="Times New Roman" w:eastAsia="Batang"/>
           <w:sz w:val="22"/>
         </w:rPr>
-        <w:t>5. JSON normalization and regex cleanup cost more per row than hashing</w:t>
+        <w:t>4. Schema validation is a different shape</w:t>
       </w:r>
     </w:p>
     <w:p>
@@ -413,14 +427,7 @@
           <w:rFonts w:ascii="Times New Roman" w:hAnsi="Times New Roman" w:eastAsia="Batang"/>
           <w:sz w:val="22"/>
         </w:rPr>
-        <w:t xml:space="preserve">6. Deduplication's extra cost is one </w:t>
-      </w:r>
-      <w:r>
-        <w:rPr>
-          <w:rFonts w:ascii="Consolas" w:hAnsi="Consolas" w:eastAsia="Consolas"/>
-          <w:sz w:val="18"/>
-        </w:rPr>
-        <w:t>HashSet&lt;u64&gt;</w:t>
+        <w:t>5. JSON normalization and regex cleanup cost more per row than hashing</w:t>
       </w:r>
     </w:p>
     <w:p>
@@ -433,7 +440,14 @@
           <w:rFonts w:ascii="Times New Roman" w:hAnsi="Times New Roman" w:eastAsia="Batang"/>
           <w:sz w:val="22"/>
         </w:rPr>
-        <w:t>7. Join builds one index over the larger of its two inputs</w:t>
+        <w:t xml:space="preserve">6. Deduplication's extra cost is one </w:t>
+      </w:r>
+      <w:r>
+        <w:rPr>
+          <w:rFonts w:ascii="Consolas" w:hAnsi="Consolas" w:eastAsia="Consolas"/>
+          <w:sz w:val="18"/>
+        </w:rPr>
+        <w:t>HashSet&lt;u64&gt;</w:t>
       </w:r>
     </w:p>
     <w:p>
@@ -446,7 +460,7 @@
           <w:rFonts w:ascii="Times New Roman" w:hAnsi="Times New Roman" w:eastAsia="Batang"/>
           <w:sz w:val="22"/>
         </w:rPr>
-        <w:t>8. Aggregate's extra cost is one row-index vector per group</w:t>
+        <w:t>7. Join builds one index over the larger of its two inputs</w:t>
       </w:r>
     </w:p>
     <w:p>
@@ -459,21 +473,7 @@
           <w:rFonts w:ascii="Times New Roman" w:hAnsi="Times New Roman" w:eastAsia="Batang"/>
           <w:sz w:val="22"/>
         </w:rPr>
-        <w:t xml:space="preserve">9. </w:t>
-      </w:r>
-      <w:r>
-        <w:rPr>
-          <w:rFonts w:ascii="Consolas" w:hAnsi="Consolas" w:eastAsia="Consolas"/>
-          <w:sz w:val="18"/>
-        </w:rPr>
-        <w:t>witchhat.spark</w:t>
-      </w:r>
-      <w:r>
-        <w:rPr>
-          <w:rFonts w:ascii="Times New Roman" w:hAnsi="Times New Roman" w:eastAsia="Batang"/>
-          <w:sz w:val="22"/>
-        </w:rPr>
-        <w:t>'s partition-coordinating functions buffer a whole partition</w:t>
+        <w:t>8. Aggregate's extra cost is one row-index vector per group</w:t>
       </w:r>
     </w:p>
     <w:p>
@@ -486,7 +486,21 @@
           <w:rFonts w:ascii="Times New Roman" w:hAnsi="Times New Roman" w:eastAsia="Batang"/>
           <w:sz w:val="22"/>
         </w:rPr>
-        <w:t>10. Metric logging is free when off, and one JSON encode per call when on</w:t>
+        <w:t xml:space="preserve">9. </w:t>
+      </w:r>
+      <w:r>
+        <w:rPr>
+          <w:rFonts w:ascii="Consolas" w:hAnsi="Consolas" w:eastAsia="Consolas"/>
+          <w:sz w:val="18"/>
+        </w:rPr>
+        <w:t>witchhat.spark</w:t>
+      </w:r>
+      <w:r>
+        <w:rPr>
+          <w:rFonts w:ascii="Times New Roman" w:hAnsi="Times New Roman" w:eastAsia="Batang"/>
+          <w:sz w:val="22"/>
+        </w:rPr>
+        <w:t>'s partition-coordinating functions buffer a whole partition</w:t>
       </w:r>
     </w:p>
     <w:p>
@@ -499,7 +513,7 @@
           <w:rFonts w:ascii="Times New Roman" w:hAnsi="Times New Roman" w:eastAsia="Batang"/>
           <w:sz w:val="22"/>
         </w:rPr>
-        <w:t>V. Failure Modes</w:t>
+        <w:t>10. Metric logging is free when off, and one JSON encode per call when on</w:t>
       </w:r>
     </w:p>
     <w:p>
@@ -512,7 +526,7 @@
           <w:rFonts w:ascii="Times New Roman" w:hAnsi="Times New Roman" w:eastAsia="Batang"/>
           <w:sz w:val="22"/>
         </w:rPr>
-        <w:t>1. Exceptions and what they mean</w:t>
+        <w:t>V. Failure Modes</w:t>
       </w:r>
     </w:p>
     <w:p>
@@ -525,7 +539,7 @@
           <w:rFonts w:ascii="Times New Roman" w:hAnsi="Times New Roman" w:eastAsia="Batang"/>
           <w:sz w:val="22"/>
         </w:rPr>
-        <w:t>2. What cannot fail</w:t>
+        <w:t>1. Exceptions and what they mean</w:t>
       </w:r>
     </w:p>
     <w:p>
@@ -538,7 +552,7 @@
           <w:rFonts w:ascii="Times New Roman" w:hAnsi="Times New Roman" w:eastAsia="Batang"/>
           <w:sz w:val="22"/>
         </w:rPr>
-        <w:t>VI. Deferred Until Applicable</w:t>
+        <w:t>2. What cannot fail</w:t>
       </w:r>
     </w:p>
     <w:p>
@@ -551,7 +565,7 @@
           <w:rFonts w:ascii="Times New Roman" w:hAnsi="Times New Roman" w:eastAsia="Batang"/>
           <w:sz w:val="22"/>
         </w:rPr>
-        <w:t>1. Deferred because the feature does not exist yet</w:t>
+        <w:t>VI. Deferred Until Applicable</w:t>
       </w:r>
     </w:p>
     <w:p>
@@ -564,7 +578,7 @@
           <w:rFonts w:ascii="Times New Roman" w:hAnsi="Times New Roman" w:eastAsia="Batang"/>
           <w:sz w:val="22"/>
         </w:rPr>
-        <w:t>2. Decided out of scope, documented rather than pursued</w:t>
+        <w:t>1. Deferred because the feature does not exist yet</w:t>
       </w:r>
     </w:p>
     <w:p>
@@ -577,7 +591,7 @@
           <w:rFonts w:ascii="Times New Roman" w:hAnsi="Times New Roman" w:eastAsia="Batang"/>
           <w:sz w:val="22"/>
         </w:rPr>
-        <w:t>References</w:t>
+        <w:t>2. Decided out of scope, documented rather than pursued</w:t>
       </w:r>
     </w:p>
     <w:p>
@@ -590,21 +604,7 @@
           <w:rFonts w:ascii="Times New Roman" w:hAnsi="Times New Roman" w:eastAsia="Batang"/>
           <w:sz w:val="22"/>
         </w:rPr>
-        <w:t>Appendix A. Reproducing a build</w:t>
-      </w:r>
-    </w:p>
-    <w:p>
-      <w:pPr>
-        <w:pStyle w:val="Heading2"/>
-      </w:pPr>
-      <w:r>
-        <w:rPr>
-          <w:rFonts w:ascii="Times New Roman" w:hAnsi="Times New Roman" w:eastAsia="Batang"/>
-          <w:b/>
-          <w:color w:val="000000"/>
-          <w:sz w:val="24"/>
-        </w:rPr>
-        <w:t>List of Tables</w:t>
+        <w:t>References</w:t>
       </w:r>
     </w:p>
     <w:p>
@@ -614,17 +614,24 @@
       </w:pPr>
       <w:r>
         <w:rPr>
-          <w:rFonts w:ascii="Consolas" w:hAnsi="Consolas" w:eastAsia="Consolas"/>
-          <w:sz w:val="18"/>
-        </w:rPr>
-        <w:t>&lt;Table 3-1&gt;</w:t>
-      </w:r>
-      <w:r>
-        <w:rPr>
           <w:rFonts w:ascii="Times New Roman" w:hAnsi="Times New Roman" w:eastAsia="Batang"/>
           <w:sz w:val="22"/>
         </w:rPr>
-        <w:t xml:space="preserve"> Installation options</w:t>
+        <w:t>Appendix A. Reproducing a build</w:t>
+      </w:r>
+    </w:p>
+    <w:p>
+      <w:pPr>
+        <w:pStyle w:val="Heading2"/>
+      </w:pPr>
+      <w:r>
+        <w:rPr>
+          <w:rFonts w:ascii="Times New Roman" w:hAnsi="Times New Roman" w:eastAsia="Batang"/>
+          <w:b/>
+          <w:color w:val="000000"/>
+          <w:sz w:val="24"/>
+        </w:rPr>
+        <w:t>List of Tables</w:t>
       </w:r>
     </w:p>
     <w:p>
@@ -637,6 +644,26 @@
           <w:rFonts w:ascii="Consolas" w:hAnsi="Consolas" w:eastAsia="Consolas"/>
           <w:sz w:val="18"/>
         </w:rPr>
+        <w:t>&lt;Table 3-1&gt;</w:t>
+      </w:r>
+      <w:r>
+        <w:rPr>
+          <w:rFonts w:ascii="Times New Roman" w:hAnsi="Times New Roman" w:eastAsia="Batang"/>
+          <w:sz w:val="22"/>
+        </w:rPr>
+        <w:t xml:space="preserve"> Installation options</w:t>
+      </w:r>
+    </w:p>
+    <w:p>
+      <w:pPr>
+        <w:pStyle w:val="ListBullet"/>
+        <w:spacing w:line="384" w:lineRule="auto" w:after="120"/>
+      </w:pPr>
+      <w:r>
+        <w:rPr>
+          <w:rFonts w:ascii="Consolas" w:hAnsi="Consolas" w:eastAsia="Consolas"/>
+          <w:sz w:val="18"/>
+        </w:rPr>
         <w:t>&lt;Table 5-1&gt;</w:t>
       </w:r>
       <w:r>
@@ -1278,7 +1305,7 @@
           <w:color w:val="000000"/>
           <w:sz w:val="24"/>
         </w:rPr>
-        <w:t xml:space="preserve"> locally</w:t>
+        <w:t xml:space="preserve"> locally, and in CI</w:t>
       </w:r>
     </w:p>
     <w:p>
@@ -1312,7 +1339,7 @@
           <w:rFonts w:ascii="Times New Roman" w:hAnsi="Times New Roman" w:eastAsia="Batang"/>
           <w:sz w:val="22"/>
         </w:rPr>
-        <w:t xml:space="preserve"> function against a real, local </w:t>
+        <w:t xml:space="preserve"> function, plus multiple Arrow batches within one partition, a skewed partition, null keys, an empty partition, and decimal aggregation, against a real, local </w:t>
       </w:r>
       <w:r>
         <w:rPr>
@@ -1326,21 +1353,35 @@
           <w:rFonts w:ascii="Times New Roman" w:hAnsi="Times New Roman" w:eastAsia="Batang"/>
           <w:sz w:val="22"/>
         </w:rPr>
-        <w:t xml:space="preserve"> session (not part of CI: pyspark is a large, optional dependency, matching why </w:t>
+        <w:t xml:space="preserve"> session. Runnable locally, and (as of 2026-09-16) also runs in CI's own </w:t>
       </w:r>
       <w:r>
         <w:rPr>
           <w:rFonts w:ascii="Consolas" w:hAnsi="Consolas" w:eastAsia="Consolas"/>
           <w:sz w:val="18"/>
         </w:rPr>
-        <w:t>witchhat.spark</w:t>
+        <w:t>spark-integration</w:t>
       </w:r>
       <w:r>
         <w:rPr>
           <w:rFonts w:ascii="Times New Roman" w:hAnsi="Times New Roman" w:eastAsia="Batang"/>
           <w:sz w:val="22"/>
         </w:rPr>
-        <w:t xml:space="preserve"> lazily imports it rather than requiring it). On a JDK 17+ machine, local Spark's bundled Arrow Java library can fail with </w:t>
+        <w:t xml:space="preserve"> job, separately from the main fmt/clippy/test/doc/wheel jobs since pyspark is a large, optional dependency, matching why </w:t>
+      </w:r>
+      <w:r>
+        <w:rPr>
+          <w:rFonts w:ascii="Consolas" w:hAnsi="Consolas" w:eastAsia="Consolas"/>
+          <w:sz w:val="18"/>
+        </w:rPr>
+        <w:t>witchhat.spark</w:t>
+      </w:r>
+      <w:r>
+        <w:rPr>
+          <w:rFonts w:ascii="Times New Roman" w:hAnsi="Times New Roman" w:eastAsia="Batang"/>
+          <w:sz w:val="22"/>
+        </w:rPr>
+        <w:t xml:space="preserve"> lazily imports it rather than requiring it. On a JDK 17+ machine, local Spark's bundled Arrow Java library can fail with </w:t>
       </w:r>
       <w:r>
         <w:rPr>
@@ -1383,7 +1424,171 @@
           <w:rFonts w:ascii="Times New Roman" w:hAnsi="Times New Roman" w:eastAsia="Batang"/>
           <w:sz w:val="22"/>
         </w:rPr>
-        <w:t xml:space="preserve"> detects and explains it rather than failing with a bare Java stack trace. See the script's own module docstring for the JVM flags that resolve it on an affected machine.</w:t>
+        <w:t xml:space="preserve"> detects and explains it rather than failing with a bare Java stack trace. See the script's own module docstring for the JVM flags that resolve it on an affected machine, and CI's own </w:t>
+      </w:r>
+      <w:r>
+        <w:rPr>
+          <w:rFonts w:ascii="Consolas" w:hAnsi="Consolas" w:eastAsia="Consolas"/>
+          <w:sz w:val="18"/>
+        </w:rPr>
+        <w:t>spark-integration</w:t>
+      </w:r>
+      <w:r>
+        <w:rPr>
+          <w:rFonts w:ascii="Times New Roman" w:hAnsi="Times New Roman" w:eastAsia="Batang"/>
+          <w:sz w:val="22"/>
+        </w:rPr>
+        <w:t xml:space="preserve"> job for a JDK/pyspark combination confirmed to work without hitting it.</w:t>
+      </w:r>
+    </w:p>
+    <w:p>
+      <w:pPr>
+        <w:pStyle w:val="Heading2"/>
+      </w:pPr>
+      <w:r>
+        <w:rPr>
+          <w:rFonts w:ascii="Times New Roman" w:hAnsi="Times New Roman" w:eastAsia="Batang"/>
+          <w:b/>
+          <w:color w:val="000000"/>
+          <w:sz w:val="24"/>
+        </w:rPr>
+        <w:t xml:space="preserve">5. Benchmarking </w:t>
+      </w:r>
+      <w:r>
+        <w:rPr>
+          <w:rFonts w:ascii="Consolas" w:hAnsi="Consolas" w:eastAsia="Consolas"/>
+          <w:b/>
+          <w:color w:val="000000"/>
+          <w:sz w:val="24"/>
+        </w:rPr>
+        <w:t>witchhat.spark</w:t>
+      </w:r>
+      <w:r>
+        <w:rPr>
+          <w:rFonts w:ascii="Times New Roman" w:hAnsi="Times New Roman" w:eastAsia="Batang"/>
+          <w:b/>
+          <w:color w:val="000000"/>
+          <w:sz w:val="24"/>
+        </w:rPr>
+        <w:t xml:space="preserve"> against native Spark</w:t>
+      </w:r>
+    </w:p>
+    <w:p>
+      <w:pPr>
+        <w:spacing w:line="384" w:lineRule="auto" w:after="120"/>
+        <w:jc w:val="both"/>
+      </w:pPr>
+      <w:r>
+        <w:rPr>
+          <w:rFonts w:ascii="Consolas" w:hAnsi="Consolas" w:eastAsia="Consolas"/>
+          <w:sz w:val="18"/>
+        </w:rPr>
+        <w:t>tools/spark_benchmark.py</w:t>
+      </w:r>
+      <w:r>
+        <w:rPr>
+          <w:rFonts w:ascii="Times New Roman" w:hAnsi="Times New Roman" w:eastAsia="Batang"/>
+          <w:sz w:val="22"/>
+        </w:rPr>
+        <w:t xml:space="preserve"> times a complete Spark action (</w:t>
+      </w:r>
+      <w:r>
+        <w:rPr>
+          <w:rFonts w:ascii="Consolas" w:hAnsi="Consolas" w:eastAsia="Consolas"/>
+          <w:sz w:val="18"/>
+        </w:rPr>
+        <w:t>.count()</w:t>
+      </w:r>
+      <w:r>
+        <w:rPr>
+          <w:rFonts w:ascii="Times New Roman" w:hAnsi="Times New Roman" w:eastAsia="Batang"/>
+          <w:sz w:val="22"/>
+        </w:rPr>
+        <w:t xml:space="preserve">, forcing full materialization) through </w:t>
+      </w:r>
+      <w:r>
+        <w:rPr>
+          <w:rFonts w:ascii="Consolas" w:hAnsi="Consolas" w:eastAsia="Consolas"/>
+          <w:sz w:val="18"/>
+        </w:rPr>
+        <w:t>witchhat.spark</w:t>
+      </w:r>
+      <w:r>
+        <w:rPr>
+          <w:rFonts w:ascii="Times New Roman" w:hAnsi="Times New Roman" w:eastAsia="Batang"/>
+          <w:sz w:val="22"/>
+        </w:rPr>
+        <w:t xml:space="preserve"> against Spark's own native operator, for </w:t>
+      </w:r>
+      <w:r>
+        <w:rPr>
+          <w:rFonts w:ascii="Consolas" w:hAnsi="Consolas" w:eastAsia="Consolas"/>
+          <w:sz w:val="18"/>
+        </w:rPr>
+        <w:t>drop_duplicates</w:t>
+      </w:r>
+      <w:r>
+        <w:rPr>
+          <w:rFonts w:ascii="Times New Roman" w:hAnsi="Times New Roman" w:eastAsia="Batang"/>
+          <w:sz w:val="22"/>
+        </w:rPr>
+        <w:t xml:space="preserve"> and </w:t>
+      </w:r>
+      <w:r>
+        <w:rPr>
+          <w:rFonts w:ascii="Consolas" w:hAnsi="Consolas" w:eastAsia="Consolas"/>
+          <w:sz w:val="18"/>
+        </w:rPr>
+        <w:t>aggregate</w:t>
+      </w:r>
+      <w:r>
+        <w:rPr>
+          <w:rFonts w:ascii="Times New Roman" w:hAnsi="Times New Roman" w:eastAsia="Batang"/>
+          <w:sz w:val="22"/>
+        </w:rPr>
+        <w:t xml:space="preserve">, and prints both numbers plus the ratio. Not part of CI (it is a benchmark, not a pass/fail check, and its numbers are only meaningful read by a person against real hardware); run it manually with </w:t>
+      </w:r>
+      <w:r>
+        <w:rPr>
+          <w:rFonts w:ascii="Consolas" w:hAnsi="Consolas" w:eastAsia="Consolas"/>
+          <w:sz w:val="18"/>
+        </w:rPr>
+        <w:t>--rows</w:t>
+      </w:r>
+      <w:r>
+        <w:rPr>
+          <w:rFonts w:ascii="Times New Roman" w:hAnsi="Times New Roman" w:eastAsia="Batang"/>
+          <w:sz w:val="22"/>
+        </w:rPr>
+        <w:t>/</w:t>
+      </w:r>
+      <w:r>
+        <w:rPr>
+          <w:rFonts w:ascii="Consolas" w:hAnsi="Consolas" w:eastAsia="Consolas"/>
+          <w:sz w:val="18"/>
+        </w:rPr>
+        <w:t>--repeats</w:t>
+      </w:r>
+      <w:r>
+        <w:rPr>
+          <w:rFonts w:ascii="Times New Roman" w:hAnsi="Times New Roman" w:eastAsia="Batang"/>
+          <w:sz w:val="22"/>
+        </w:rPr>
+        <w:t xml:space="preserve"> sized to the workload in question. See </w:t>
+      </w:r>
+      <w:r>
+        <w:rPr>
+          <w:rFonts w:ascii="Consolas" w:hAnsi="Consolas" w:eastAsia="Consolas"/>
+          <w:sz w:val="18"/>
+        </w:rPr>
+        <w:t>docs/architecture.md</w:t>
+      </w:r>
+      <w:r>
+        <w:rPr>
+          <w:rFonts w:ascii="Times New Roman" w:hAnsi="Times New Roman" w:eastAsia="Batang"/>
+          <w:sz w:val="22"/>
+        </w:rPr>
+        <w:t xml:space="preserve"> Chapter XIX, Section 2 for why this project does not claim a blanket "faster than Spark" result and what this script found on its own development sandbox.</w:t>
       </w:r>
     </w:p>
     <w:p>
@@ -2124,7 +2329,7 @@
           <w:color w:val="000000"/>
           <w:sz w:val="24"/>
         </w:rPr>
-        <w:t xml:space="preserve">6. Deduplication's extra cost is one </w:t>
+        <w:t xml:space="preserve">6. Deduplication's extra cost is a hash bucket index, not just a </w:t>
       </w:r>
       <w:r>
         <w:rPr>
@@ -2167,35 +2372,77 @@
           <w:rFonts w:ascii="Times New Roman" w:hAnsi="Times New Roman" w:eastAsia="Batang"/>
           <w:sz w:val="22"/>
         </w:rPr>
-        <w:t xml:space="preserve"> would, plus one </w:t>
+        <w:t xml:space="preserve"> would, plus a </w:t>
       </w:r>
       <w:r>
         <w:rPr>
           <w:rFonts w:ascii="Consolas" w:hAnsi="Consolas" w:eastAsia="Consolas"/>
           <w:sz w:val="18"/>
         </w:rPr>
-        <w:t>HashSet&lt;u64&gt;</w:t>
+        <w:t>HashMap&lt;u64, Vec&lt;OwnedRow&gt;&gt;</w:t>
       </w:r>
       <w:r>
         <w:rPr>
           <w:rFonts w:ascii="Times New Roman" w:hAnsi="Times New Roman" w:eastAsia="Batang"/>
           <w:sz w:val="22"/>
         </w:rPr>
-        <w:t xml:space="preserve"> sized to at most </w:t>
+        <w:t xml:space="preserve"> tracking which exact rows have already been seen per hash bucket (</w:t>
       </w:r>
       <w:r>
         <w:rPr>
           <w:rFonts w:ascii="Consolas" w:hAnsi="Consolas" w:eastAsia="Consolas"/>
           <w:sz w:val="18"/>
         </w:rPr>
-        <w:t>batch.num_rows()</w:t>
+        <w:t>architecture.md</w:t>
       </w:r>
       <w:r>
         <w:rPr>
           <w:rFonts w:ascii="Times New Roman" w:hAnsi="Times New Roman" w:eastAsia="Batang"/>
           <w:sz w:val="22"/>
         </w:rPr>
-        <w:t xml:space="preserve"> entries to track which hashes have already been seen. No second pass over the data beyond the </w:t>
+        <w:t xml:space="preserve"> Chapter VIII): the hash alone decides which small bucket to compare a candidate row against, and </w:t>
+      </w:r>
+      <w:r>
+        <w:rPr>
+          <w:rFonts w:ascii="Consolas" w:hAnsi="Consolas" w:eastAsia="Consolas"/>
+          <w:sz w:val="18"/>
+        </w:rPr>
+        <w:t>arrow_row::RowConverter</w:t>
+      </w:r>
+      <w:r>
+        <w:rPr>
+          <w:rFonts w:ascii="Times New Roman" w:hAnsi="Times New Roman" w:eastAsia="Batang"/>
+          <w:sz w:val="22"/>
+        </w:rPr>
+        <w:t xml:space="preserve"> confirms exact equality within that bucket, so a </w:t>
+      </w:r>
+      <w:r>
+        <w:rPr>
+          <w:rFonts w:ascii="Consolas" w:hAnsi="Consolas" w:eastAsia="Consolas"/>
+          <w:sz w:val="18"/>
+        </w:rPr>
+        <w:t>u64</w:t>
+      </w:r>
+      <w:r>
+        <w:rPr>
+          <w:rFonts w:ascii="Times New Roman" w:hAnsi="Times New Roman" w:eastAsia="Batang"/>
+          <w:sz w:val="22"/>
+        </w:rPr>
+        <w:t xml:space="preserve"> collision between two distinct rows cannot silently drop a valid one. In the realistic case (few or no hash collisions) this costs about the same as the old plain </w:t>
+      </w:r>
+      <w:r>
+        <w:rPr>
+          <w:rFonts w:ascii="Consolas" w:hAnsi="Consolas" w:eastAsia="Consolas"/>
+          <w:sz w:val="18"/>
+        </w:rPr>
+        <w:t>HashSet&lt;u64&gt;</w:t>
+      </w:r>
+      <w:r>
+        <w:rPr>
+          <w:rFonts w:ascii="Times New Roman" w:hAnsi="Times New Roman" w:eastAsia="Batang"/>
+          <w:sz w:val="22"/>
+        </w:rPr>
+        <w:t xml:space="preserve"> approach; the exactness check only does real extra work when a bucket actually holds more than one distinct row. No second pass over the data beyond the </w:t>
       </w:r>
       <w:r>
         <w:rPr>
@@ -2533,7 +2780,7 @@
           <w:color w:val="000000"/>
           <w:sz w:val="24"/>
         </w:rPr>
-        <w:t>'s partition-coordinating functions buffer a whole partition</w:t>
+        <w:t>'s partition-coordinating functions stream, not buffer</w:t>
       </w:r>
     </w:p>
     <w:p>
@@ -2581,7 +2828,7 @@
           <w:rFonts w:ascii="Times New Roman" w:hAnsi="Times New Roman" w:eastAsia="Batang"/>
           <w:sz w:val="22"/>
         </w:rPr>
-        <w:t xml:space="preserve"> Chapter XVI, Section 2) materialize every </w:t>
+        <w:t xml:space="preserve"> Chapter XVI, Section 2, rewritten 2026-09-16) no longer materialize every </w:t>
       </w:r>
       <w:r>
         <w:rPr>
@@ -2609,63 +2856,136 @@
           <w:rFonts w:ascii="Times New Roman" w:hAnsi="Times New Roman" w:eastAsia="Batang"/>
           <w:sz w:val="22"/>
         </w:rPr>
-        <w:t xml:space="preserve"> hands them for one partition into a single batch (</w:t>
+        <w:t xml:space="preserve"> hands them for one partition into a single buffered batch first. Instead, each incoming batch is processed as it arrives and only a running per-partition state persists across batches: for </w:t>
       </w:r>
       <w:r>
         <w:rPr>
           <w:rFonts w:ascii="Consolas" w:hAnsi="Consolas" w:eastAsia="Consolas"/>
           <w:sz w:val="18"/>
         </w:rPr>
-        <w:t>pyarrow.concat_batches</w:t>
+        <w:t>drop_duplicates</w:t>
       </w:r>
       <w:r>
         <w:rPr>
           <w:rFonts w:ascii="Times New Roman" w:hAnsi="Times New Roman" w:eastAsia="Batang"/>
           <w:sz w:val="22"/>
         </w:rPr>
-        <w:t xml:space="preserve">) before calling the underlying kernel, so peak memory per task is one partition's worth of data, not one Arrow batch's worth. Size Spark's partition count accordingly (more, smaller partitions if memory is tight) rather than assuming </w:t>
+        <w:t xml:space="preserve">, a </w:t>
       </w:r>
       <w:r>
         <w:rPr>
           <w:rFonts w:ascii="Consolas" w:hAnsi="Consolas" w:eastAsia="Consolas"/>
           <w:sz w:val="18"/>
         </w:rPr>
-        <w:t>spark.sql.execution.arrow.maxRecordsPerBatch</w:t>
+        <w:t>{hash: [seen keys]}</w:t>
       </w:r>
       <w:r>
         <w:rPr>
           <w:rFonts w:ascii="Times New Roman" w:hAnsi="Times New Roman" w:eastAsia="Batang"/>
           <w:sz w:val="22"/>
         </w:rPr>
-        <w:t xml:space="preserve"> alone bounds memory here, the way it would for a row-local </w:t>
+        <w:t xml:space="preserve"> index (memory tracks the number of </w:t>
+      </w:r>
+      <w:r>
+        <w:rPr>
+          <w:rFonts w:ascii="Times New Roman" w:hAnsi="Times New Roman" w:eastAsia="Batang"/>
+          <w:i/>
+          <w:sz w:val="22"/>
+        </w:rPr>
+        <w:t>distinct keys</w:t>
+      </w:r>
+      <w:r>
+        <w:rPr>
+          <w:rFonts w:ascii="Times New Roman" w:hAnsi="Times New Roman" w:eastAsia="Batang"/>
+          <w:sz w:val="22"/>
+        </w:rPr>
+        <w:t xml:space="preserve"> seen so far, not the partition's row count, and </w:t>
       </w:r>
       <w:r>
         <w:rPr>
           <w:rFonts w:ascii="Consolas" w:hAnsi="Consolas" w:eastAsia="Consolas"/>
           <w:sz w:val="18"/>
         </w:rPr>
-        <w:t>witchhat.spark</w:t>
+        <w:t>max_distinct_keys</w:t>
       </w:r>
       <w:r>
         <w:rPr>
           <w:rFonts w:ascii="Times New Roman" w:hAnsi="Times New Roman" w:eastAsia="Batang"/>
           <w:sz w:val="22"/>
         </w:rPr>
-        <w:t xml:space="preserve"> function. </w:t>
+        <w:t xml:space="preserve"> bounds it explicitly); for </w:t>
       </w:r>
       <w:r>
         <w:rPr>
           <w:rFonts w:ascii="Consolas" w:hAnsi="Consolas" w:eastAsia="Consolas"/>
           <w:sz w:val="18"/>
         </w:rPr>
-        <w:t>repartition=True</w:t>
+        <w:t>aggregate</w:t>
       </w:r>
       <w:r>
         <w:rPr>
           <w:rFonts w:ascii="Times New Roman" w:hAnsi="Times New Roman" w:eastAsia="Batang"/>
           <w:sz w:val="22"/>
         </w:rPr>
-        <w:t xml:space="preserve"> (the default on both) adds a shuffle before this, the same cost </w:t>
+        <w:t xml:space="preserve">, one partial-reduction entry per </w:t>
+      </w:r>
+      <w:r>
+        <w:rPr>
+          <w:rFonts w:ascii="Times New Roman" w:hAnsi="Times New Roman" w:eastAsia="Batang"/>
+          <w:i/>
+          <w:sz w:val="22"/>
+        </w:rPr>
+        <w:t>distinct group</w:t>
+      </w:r>
+      <w:r>
+        <w:rPr>
+          <w:rFonts w:ascii="Times New Roman" w:hAnsi="Times New Roman" w:eastAsia="Batang"/>
+          <w:sz w:val="22"/>
+        </w:rPr>
+        <w:t xml:space="preserve"> (memory tracks group cardinality, not row count; a </w:t>
+      </w:r>
+      <w:r>
+        <w:rPr>
+          <w:rFonts w:ascii="Consolas" w:hAnsi="Consolas" w:eastAsia="Consolas"/>
+          <w:sz w:val="18"/>
+        </w:rPr>
+        <w:t>group_by</w:t>
+      </w:r>
+      <w:r>
+        <w:rPr>
+          <w:rFonts w:ascii="Times New Roman" w:hAnsi="Times New Roman" w:eastAsia="Batang"/>
+          <w:sz w:val="22"/>
+        </w:rPr>
+        <w:t xml:space="preserve"> with as many distinct values as rows does not benefit from this the way a low-cardinality one does). Size Spark's partition count for the </w:t>
+      </w:r>
+      <w:r>
+        <w:rPr>
+          <w:rFonts w:ascii="Times New Roman" w:hAnsi="Times New Roman" w:eastAsia="Batang"/>
+          <w:i/>
+          <w:sz w:val="22"/>
+        </w:rPr>
+        <w:t>distinct key/group cardinality</w:t>
+      </w:r>
+      <w:r>
+        <w:rPr>
+          <w:rFonts w:ascii="Times New Roman" w:hAnsi="Times New Roman" w:eastAsia="Batang"/>
+          <w:sz w:val="22"/>
+        </w:rPr>
+        <w:t xml:space="preserve"> you expect per partition, not the row count, which is the opposite of the old buffer-the-whole- partition sizing advice. </w:t>
+      </w:r>
+      <w:r>
+        <w:rPr>
+          <w:rFonts w:ascii="Consolas" w:hAnsi="Consolas" w:eastAsia="Consolas"/>
+          <w:sz w:val="18"/>
+        </w:rPr>
+        <w:t>repartition=True</w:t>
+      </w:r>
+      <w:r>
+        <w:rPr>
+          <w:rFonts w:ascii="Times New Roman" w:hAnsi="Times New Roman" w:eastAsia="Batang"/>
+          <w:sz w:val="22"/>
+        </w:rPr>
+        <w:t xml:space="preserve"> (the default on both) still adds a shuffle before this, the same cost </w:t>
       </w:r>
       <w:r>
         <w:rPr>
@@ -3100,6 +3420,399 @@
                 <w:sz w:val="22"/>
               </w:rPr>
               <w:t>Cast the column, or wait for that type to be added</w:t>
+            </w:r>
+          </w:p>
+        </w:tc>
+      </w:tr>
+      <w:tr>
+        <w:tc>
+          <w:tcPr>
+            <w:tcW w:type="dxa" w:w="3135"/>
+          </w:tcPr>
+          <w:p>
+            <w:r>
+              <w:rPr>
+                <w:rFonts w:ascii="Consolas" w:hAnsi="Consolas" w:eastAsia="Consolas"/>
+                <w:sz w:val="18"/>
+              </w:rPr>
+              <w:t>RuntimeError: numeric overflow: ...</w:t>
+            </w:r>
+          </w:p>
+        </w:tc>
+        <w:tc>
+          <w:tcPr>
+            <w:tcW w:type="dxa" w:w="3135"/>
+          </w:tcPr>
+          <w:p>
+            <w:r>
+              <w:rPr>
+                <w:rFonts w:ascii="Consolas" w:hAnsi="Consolas" w:eastAsia="Consolas"/>
+                <w:sz w:val="18"/>
+              </w:rPr>
+              <w:t>aggregate</w:t>
+            </w:r>
+            <w:r>
+              <w:rPr>
+                <w:rFonts w:ascii="Times New Roman" w:hAnsi="Times New Roman" w:eastAsia="Batang"/>
+                <w:sz w:val="22"/>
+              </w:rPr>
+              <w:t xml:space="preserve">'s exact </w:t>
+            </w:r>
+            <w:r>
+              <w:rPr>
+                <w:rFonts w:ascii="Consolas" w:hAnsi="Consolas" w:eastAsia="Consolas"/>
+                <w:sz w:val="18"/>
+              </w:rPr>
+              <w:t>"sum"</w:t>
+            </w:r>
+            <w:r>
+              <w:rPr>
+                <w:rFonts w:ascii="Times New Roman" w:hAnsi="Times New Roman" w:eastAsia="Batang"/>
+                <w:sz w:val="22"/>
+              </w:rPr>
+              <w:t>/</w:t>
+            </w:r>
+            <w:r>
+              <w:rPr>
+                <w:rFonts w:ascii="Consolas" w:hAnsi="Consolas" w:eastAsia="Consolas"/>
+                <w:sz w:val="18"/>
+              </w:rPr>
+              <w:t>"mean"</w:t>
+            </w:r>
+            <w:r>
+              <w:rPr>
+                <w:rFonts w:ascii="Times New Roman" w:hAnsi="Times New Roman" w:eastAsia="Batang"/>
+                <w:sz w:val="22"/>
+              </w:rPr>
+              <w:t xml:space="preserve"> accumulator (</w:t>
+            </w:r>
+            <w:r>
+              <w:rPr>
+                <w:rFonts w:ascii="Consolas" w:hAnsi="Consolas" w:eastAsia="Consolas"/>
+                <w:sz w:val="18"/>
+              </w:rPr>
+              <w:t>i128</w:t>
+            </w:r>
+            <w:r>
+              <w:rPr>
+                <w:rFonts w:ascii="Times New Roman" w:hAnsi="Times New Roman" w:eastAsia="Batang"/>
+                <w:sz w:val="22"/>
+              </w:rPr>
+              <w:t>/</w:t>
+            </w:r>
+            <w:r>
+              <w:rPr>
+                <w:rFonts w:ascii="Consolas" w:hAnsi="Consolas" w:eastAsia="Consolas"/>
+                <w:sz w:val="18"/>
+              </w:rPr>
+              <w:t>u128</w:t>
+            </w:r>
+            <w:r>
+              <w:rPr>
+                <w:rFonts w:ascii="Times New Roman" w:hAnsi="Times New Roman" w:eastAsia="Batang"/>
+                <w:sz w:val="22"/>
+              </w:rPr>
+              <w:t>/decimal mantissa) could not represent a group's running total</w:t>
+            </w:r>
+          </w:p>
+        </w:tc>
+        <w:tc>
+          <w:tcPr>
+            <w:tcW w:type="dxa" w:w="3135"/>
+          </w:tcPr>
+          <w:p>
+            <w:r>
+              <w:rPr>
+                <w:rFonts w:ascii="Times New Roman" w:hAnsi="Times New Roman" w:eastAsia="Batang"/>
+                <w:sz w:val="22"/>
+              </w:rPr>
+              <w:t xml:space="preserve">The group's true total genuinely does not fit; there is no </w:t>
+            </w:r>
+            <w:r>
+              <w:rPr>
+                <w:rFonts w:ascii="Consolas" w:hAnsi="Consolas" w:eastAsia="Consolas"/>
+                <w:sz w:val="18"/>
+              </w:rPr>
+              <w:t>f64</w:t>
+            </w:r>
+            <w:r>
+              <w:rPr>
+                <w:rFonts w:ascii="Times New Roman" w:hAnsi="Times New Roman" w:eastAsia="Batang"/>
+                <w:sz w:val="22"/>
+              </w:rPr>
+              <w:t xml:space="preserve"> fallback to silently lose precision instead</w:t>
+            </w:r>
+          </w:p>
+        </w:tc>
+      </w:tr>
+      <w:tr>
+        <w:tc>
+          <w:tcPr>
+            <w:tcW w:type="dxa" w:w="3135"/>
+          </w:tcPr>
+          <w:p>
+            <w:r>
+              <w:rPr>
+                <w:rFonts w:ascii="Consolas" w:hAnsi="Consolas" w:eastAsia="Consolas"/>
+                <w:sz w:val="18"/>
+              </w:rPr>
+              <w:t>ValueError: broadcast_join does not support how="right"/"full"</w:t>
+            </w:r>
+          </w:p>
+        </w:tc>
+        <w:tc>
+          <w:tcPr>
+            <w:tcW w:type="dxa" w:w="3135"/>
+          </w:tcPr>
+          <w:p>
+            <w:r>
+              <w:rPr>
+                <w:rFonts w:ascii="Consolas" w:hAnsi="Consolas" w:eastAsia="Consolas"/>
+                <w:sz w:val="18"/>
+              </w:rPr>
+              <w:t>wspark.broadcast_join</w:t>
+            </w:r>
+            <w:r>
+              <w:rPr>
+                <w:rFonts w:ascii="Times New Roman" w:hAnsi="Times New Roman" w:eastAsia="Batang"/>
+                <w:sz w:val="22"/>
+              </w:rPr>
+              <w:t xml:space="preserve"> was called with an unsound </w:t>
+            </w:r>
+            <w:r>
+              <w:rPr>
+                <w:rFonts w:ascii="Consolas" w:hAnsi="Consolas" w:eastAsia="Consolas"/>
+                <w:sz w:val="18"/>
+              </w:rPr>
+              <w:t>how</w:t>
+            </w:r>
+            <w:r>
+              <w:rPr>
+                <w:rFonts w:ascii="Times New Roman" w:hAnsi="Times New Roman" w:eastAsia="Batang"/>
+                <w:sz w:val="22"/>
+              </w:rPr>
+              <w:t xml:space="preserve"> (</w:t>
+            </w:r>
+            <w:r>
+              <w:rPr>
+                <w:rFonts w:ascii="Consolas" w:hAnsi="Consolas" w:eastAsia="Consolas"/>
+                <w:sz w:val="18"/>
+              </w:rPr>
+              <w:t>architecture.md</w:t>
+            </w:r>
+            <w:r>
+              <w:rPr>
+                <w:rFonts w:ascii="Times New Roman" w:hAnsi="Times New Roman" w:eastAsia="Batang"/>
+                <w:sz w:val="22"/>
+              </w:rPr>
+              <w:t xml:space="preserve"> Chapter XVI, Section 5)</w:t>
+            </w:r>
+          </w:p>
+        </w:tc>
+        <w:tc>
+          <w:tcPr>
+            <w:tcW w:type="dxa" w:w="3135"/>
+          </w:tcPr>
+          <w:p>
+            <w:r>
+              <w:rPr>
+                <w:rFonts w:ascii="Times New Roman" w:hAnsi="Times New Roman" w:eastAsia="Batang"/>
+                <w:sz w:val="22"/>
+              </w:rPr>
+              <w:t xml:space="preserve">Use </w:t>
+            </w:r>
+            <w:r>
+              <w:rPr>
+                <w:rFonts w:ascii="Consolas" w:hAnsi="Consolas" w:eastAsia="Consolas"/>
+                <w:sz w:val="18"/>
+              </w:rPr>
+              <w:t>"inner"</w:t>
+            </w:r>
+            <w:r>
+              <w:rPr>
+                <w:rFonts w:ascii="Times New Roman" w:hAnsi="Times New Roman" w:eastAsia="Batang"/>
+                <w:sz w:val="22"/>
+              </w:rPr>
+              <w:t>/</w:t>
+            </w:r>
+            <w:r>
+              <w:rPr>
+                <w:rFonts w:ascii="Consolas" w:hAnsi="Consolas" w:eastAsia="Consolas"/>
+                <w:sz w:val="18"/>
+              </w:rPr>
+              <w:t>"left"</w:t>
+            </w:r>
+            <w:r>
+              <w:rPr>
+                <w:rFonts w:ascii="Times New Roman" w:hAnsi="Times New Roman" w:eastAsia="Batang"/>
+                <w:sz w:val="22"/>
+              </w:rPr>
+              <w:t xml:space="preserve">, or </w:t>
+            </w:r>
+            <w:r>
+              <w:rPr>
+                <w:rFonts w:ascii="Consolas" w:hAnsi="Consolas" w:eastAsia="Consolas"/>
+                <w:sz w:val="18"/>
+              </w:rPr>
+              <w:t>DataFrame.join</w:t>
+            </w:r>
+            <w:r>
+              <w:rPr>
+                <w:rFonts w:ascii="Times New Roman" w:hAnsi="Times New Roman" w:eastAsia="Batang"/>
+                <w:sz w:val="22"/>
+              </w:rPr>
+              <w:t xml:space="preserve"> for genuine right/full semantics</w:t>
+            </w:r>
+          </w:p>
+        </w:tc>
+      </w:tr>
+      <w:tr>
+        <w:tc>
+          <w:tcPr>
+            <w:tcW w:type="dxa" w:w="3135"/>
+          </w:tcPr>
+          <w:p>
+            <w:r>
+              <w:rPr>
+                <w:rFonts w:ascii="Consolas" w:hAnsi="Consolas" w:eastAsia="Consolas"/>
+                <w:sz w:val="18"/>
+              </w:rPr>
+              <w:t>MemoryError: ... exceeded max_distinct_keys=...</w:t>
+            </w:r>
+          </w:p>
+        </w:tc>
+        <w:tc>
+          <w:tcPr>
+            <w:tcW w:type="dxa" w:w="3135"/>
+          </w:tcPr>
+          <w:p>
+            <w:r>
+              <w:rPr>
+                <w:rFonts w:ascii="Consolas" w:hAnsi="Consolas" w:eastAsia="Consolas"/>
+                <w:sz w:val="18"/>
+              </w:rPr>
+              <w:t>wspark.drop_duplicates</w:t>
+            </w:r>
+            <w:r>
+              <w:rPr>
+                <w:rFonts w:ascii="Times New Roman" w:hAnsi="Times New Roman" w:eastAsia="Batang"/>
+                <w:sz w:val="22"/>
+              </w:rPr>
+              <w:t xml:space="preserve">'s </w:t>
+            </w:r>
+            <w:r>
+              <w:rPr>
+                <w:rFonts w:ascii="Consolas" w:hAnsi="Consolas" w:eastAsia="Consolas"/>
+                <w:sz w:val="18"/>
+              </w:rPr>
+              <w:t>max_distinct_keys</w:t>
+            </w:r>
+            <w:r>
+              <w:rPr>
+                <w:rFonts w:ascii="Times New Roman" w:hAnsi="Times New Roman" w:eastAsia="Batang"/>
+                <w:sz w:val="22"/>
+              </w:rPr>
+              <w:t xml:space="preserve"> guard tripped on a partition more skewed than expected</w:t>
+            </w:r>
+          </w:p>
+        </w:tc>
+        <w:tc>
+          <w:tcPr>
+            <w:tcW w:type="dxa" w:w="3135"/>
+          </w:tcPr>
+          <w:p>
+            <w:r>
+              <w:rPr>
+                <w:rFonts w:ascii="Times New Roman" w:hAnsi="Times New Roman" w:eastAsia="Batang"/>
+                <w:sz w:val="22"/>
+              </w:rPr>
+              <w:t>Raise the limit, repartition more finely, or investigate the skew itself</w:t>
+            </w:r>
+          </w:p>
+        </w:tc>
+      </w:tr>
+      <w:tr>
+        <w:tc>
+          <w:tcPr>
+            <w:tcW w:type="dxa" w:w="3135"/>
+          </w:tcPr>
+          <w:p>
+            <w:r>
+              <w:rPr>
+                <w:rFonts w:ascii="Consolas" w:hAnsi="Consolas" w:eastAsia="Consolas"/>
+                <w:sz w:val="18"/>
+              </w:rPr>
+              <w:t>pyo3_runtime.PanicException</w:t>
+            </w:r>
+          </w:p>
+        </w:tc>
+        <w:tc>
+          <w:tcPr>
+            <w:tcW w:type="dxa" w:w="3135"/>
+          </w:tcPr>
+          <w:p>
+            <w:r>
+              <w:rPr>
+                <w:rFonts w:ascii="Times New Roman" w:hAnsi="Times New Roman" w:eastAsia="Batang"/>
+                <w:sz w:val="22"/>
+              </w:rPr>
+              <w:t xml:space="preserve">An unexpected Rust panic inside a kernel (a bug, not a documented failure mode; </w:t>
+            </w:r>
+            <w:r>
+              <w:rPr>
+                <w:rFonts w:ascii="Consolas" w:hAnsi="Consolas" w:eastAsia="Consolas"/>
+                <w:sz w:val="18"/>
+              </w:rPr>
+              <w:t>witchhat-core</w:t>
+            </w:r>
+            <w:r>
+              <w:rPr>
+                <w:rFonts w:ascii="Times New Roman" w:hAnsi="Times New Roman" w:eastAsia="Batang"/>
+                <w:sz w:val="22"/>
+              </w:rPr>
+              <w:t xml:space="preserve"> is designed not to panic on any input)</w:t>
+            </w:r>
+          </w:p>
+        </w:tc>
+        <w:tc>
+          <w:tcPr>
+            <w:tcW w:type="dxa" w:w="3135"/>
+          </w:tcPr>
+          <w:p>
+            <w:r>
+              <w:rPr>
+                <w:rFonts w:ascii="Times New Roman" w:hAnsi="Times New Roman" w:eastAsia="Batang"/>
+                <w:sz w:val="22"/>
+              </w:rPr>
+              <w:t xml:space="preserve">Report it; the release profile no longer sets </w:t>
+            </w:r>
+            <w:r>
+              <w:rPr>
+                <w:rFonts w:ascii="Consolas" w:hAnsi="Consolas" w:eastAsia="Consolas"/>
+                <w:sz w:val="18"/>
+              </w:rPr>
+              <w:t>panic = "abort"</w:t>
+            </w:r>
+            <w:r>
+              <w:rPr>
+                <w:rFonts w:ascii="Times New Roman" w:hAnsi="Times New Roman" w:eastAsia="Batang"/>
+                <w:sz w:val="22"/>
+              </w:rPr>
+              <w:t>, so this is now catchable instead of killing the worker (</w:t>
+            </w:r>
+            <w:r>
+              <w:rPr>
+                <w:rFonts w:ascii="Consolas" w:hAnsi="Consolas" w:eastAsia="Consolas"/>
+                <w:sz w:val="18"/>
+              </w:rPr>
+              <w:t>architecture.md</w:t>
+            </w:r>
+            <w:r>
+              <w:rPr>
+                <w:rFonts w:ascii="Times New Roman" w:hAnsi="Times New Roman" w:eastAsia="Batang"/>
+                <w:sz w:val="22"/>
+              </w:rPr>
+              <w:t xml:space="preserve"> Chapter XIII)</w:t>
             </w:r>
           </w:p>
         </w:tc>
